--- a/public/tours/international/asia/itineraries/10 Days Vietnam Ultimate Explorer.docx
+++ b/public/tours/international/asia/itineraries/10 Days Vietnam Ultimate Explorer.docx
@@ -1,6 +1,6 @@
 
 <file path=word/document.xml><?xml version="1.0" encoding="utf-8"?>
-<w:document xmlns:wpc="http://schemas.microsoft.com/office/word/2010/wordprocessingCanvas" xmlns:mc="http://schemas.openxmlformats.org/markup-compatibility/2006" xmlns:o="urn:schemas-microsoft-com:office:office" xmlns:r="http://schemas.openxmlformats.org/officeDocument/2006/relationships" xmlns:m="http://schemas.openxmlformats.org/officeDocument/2006/math" xmlns:v="urn:schemas-microsoft-com:vml" xmlns:wp14="http://schemas.microsoft.com/office/word/2010/wordprocessingDrawing" xmlns:wp="http://schemas.openxmlformats.org/drawingml/2006/wordprocessingDrawing" xmlns:w10="urn:schemas-microsoft-com:office:word" xmlns:w="http://schemas.openxmlformats.org/wordprocessingml/2006/main" xmlns:w14="http://schemas.microsoft.com/office/word/2010/wordml" xmlns:w15="http://schemas.microsoft.com/office/word/2012/wordml" xmlns:wpg="http://schemas.microsoft.com/office/word/2010/wordprocessingGroup" xmlns:wpi="http://schemas.microsoft.com/office/word/2010/wordprocessingInk" xmlns:wne="http://schemas.microsoft.com/office/word/2006/wordml" xmlns:wps="http://schemas.microsoft.com/office/word/2010/wordprocessingShape" mc:Ignorable="w14 w15 wp14">
+<w:document xmlns:wpc="http://schemas.microsoft.com/office/word/2010/wordprocessingCanvas" xmlns:cx="http://schemas.microsoft.com/office/drawing/2014/chartex" xmlns:cx1="http://schemas.microsoft.com/office/drawing/2015/9/8/chartex" xmlns:cx2="http://schemas.microsoft.com/office/drawing/2015/10/21/chartex" xmlns:cx3="http://schemas.microsoft.com/office/drawing/2016/5/9/chartex" xmlns:cx4="http://schemas.microsoft.com/office/drawing/2016/5/10/chartex" xmlns:cx5="http://schemas.microsoft.com/office/drawing/2016/5/11/chartex" xmlns:cx6="http://schemas.microsoft.com/office/drawing/2016/5/12/chartex" xmlns:cx7="http://schemas.microsoft.com/office/drawing/2016/5/13/chartex" xmlns:cx8="http://schemas.microsoft.com/office/drawing/2016/5/14/chartex" xmlns:mc="http://schemas.openxmlformats.org/markup-compatibility/2006" xmlns:aink="http://schemas.microsoft.com/office/drawing/2016/ink" xmlns:am3d="http://schemas.microsoft.com/office/drawing/2017/model3d" xmlns:o="urn:schemas-microsoft-com:office:office" xmlns:r="http://schemas.openxmlformats.org/officeDocument/2006/relationships" xmlns:m="http://schemas.openxmlformats.org/officeDocument/2006/math" xmlns:v="urn:schemas-microsoft-com:vml" xmlns:wp14="http://schemas.microsoft.com/office/word/2010/wordprocessingDrawing" xmlns:wp="http://schemas.openxmlformats.org/drawingml/2006/wordprocessingDrawing" xmlns:w10="urn:schemas-microsoft-com:office:word" xmlns:w="http://schemas.openxmlformats.org/wordprocessingml/2006/main" xmlns:w14="http://schemas.microsoft.com/office/word/2010/wordml" xmlns:w15="http://schemas.microsoft.com/office/word/2012/wordml" xmlns:w16cid="http://schemas.microsoft.com/office/word/2016/wordml/cid" xmlns:w16se="http://schemas.microsoft.com/office/word/2015/wordml/symex" xmlns:wpg="http://schemas.microsoft.com/office/word/2010/wordprocessingGroup" xmlns:wpi="http://schemas.microsoft.com/office/word/2010/wordprocessingInk" xmlns:wne="http://schemas.microsoft.com/office/word/2006/wordml" xmlns:wps="http://schemas.microsoft.com/office/word/2010/wordprocessingShape" mc:Ignorable="w14 w15 w16se w16cid wp14">
   <w:body>
     <w:p>
       <w:pPr>
@@ -73,25 +73,7 @@
           <w:color w:val="000000" w:themeColor="text1"/>
           <w:lang w:eastAsia="en-IN"/>
         </w:rPr>
-        <w:t xml:space="preserve">Experience the best of Vietnam covering Hanoi, scenic Halong Bay, vibrant Da Nang, beach paradise Nha Trang, and dynamic </w:t>
-      </w:r>
-      <w:proofErr w:type="spellStart"/>
-      <w:r>
-        <w:rPr>
-          <w:rFonts w:ascii="Arial" w:eastAsia="Times New Roman" w:hAnsi="Arial" w:cs="Arial"/>
-          <w:color w:val="000000" w:themeColor="text1"/>
-          <w:lang w:eastAsia="en-IN"/>
-        </w:rPr>
-        <w:t>Ho</w:t>
-      </w:r>
-      <w:proofErr w:type="spellEnd"/>
-      <w:r>
-        <w:rPr>
-          <w:rFonts w:ascii="Arial" w:eastAsia="Times New Roman" w:hAnsi="Arial" w:cs="Arial"/>
-          <w:color w:val="000000" w:themeColor="text1"/>
-          <w:lang w:eastAsia="en-IN"/>
-        </w:rPr>
-        <w:t xml:space="preserve"> Chi Minh City.</w:t>
+        <w:t>Experience the best of Vietnam covering Hanoi, scenic Halong Bay, vibrant Da Nang, beach paradise Nha Trang, and dynamic Ho Chi Minh City.</w:t>
       </w:r>
     </w:p>
     <w:p>
@@ -111,639 +93,362 @@
           <w:lang w:eastAsia="en-IN"/>
         </w:rPr>
         <w:pict w14:anchorId="379373C7">
-          <v:rect id="_x0000_i1041" style="width:0;height:1.5pt" o:hralign="center" o:hrstd="t" o:hr="t" fillcolor="#a0a0a0" stroked="f"/>
+          <v:rect id="_x0000_i1045" style="width:0;height:1.5pt" o:hralign="center" o:bullet="t" o:hrstd="t" o:hr="t" fillcolor="#a0a0a0" stroked="f"/>
         </w:pict>
       </w:r>
     </w:p>
     <w:p>
       <w:pPr>
+        <w:shd w:val="clear" w:color="auto" w:fill="FFFFFF"/>
+        <w:spacing w:after="0" w:line="240" w:lineRule="auto"/>
+        <w:rPr>
+          <w:rFonts w:ascii="Arial" w:eastAsia="Times New Roman" w:hAnsi="Arial" w:cs="Arial"/>
+          <w:color w:val="000000" w:themeColor="text1"/>
+          <w:lang w:eastAsia="en-IN"/>
+        </w:rPr>
+      </w:pPr>
+    </w:p>
+    <w:p>
+      <w:pPr>
         <w:pStyle w:val="Heading3"/>
         <w:rPr>
-          <w:rFonts w:ascii="Times New Roman" w:eastAsia="Microsoft Sans Serif" w:hAnsi="Times New Roman" w:cs="Times New Roman"/>
-          <w:color w:val="000000" w:themeColor="text1"/>
-          <w:lang w:eastAsia="en-IN"/>
-        </w:rPr>
-      </w:pPr>
-      <w:r>
-        <w:rPr>
-          <w:rFonts w:ascii="Arial" w:eastAsia="Times New Roman" w:hAnsi="Arial" w:cs="Arial"/>
-          <w:b/>
+          <w:rFonts w:ascii="Arial" w:eastAsia="Times New Roman" w:hAnsi="Arial" w:cs="Arial"/>
           <w:color w:val="000000" w:themeColor="text1"/>
           <w:sz w:val="22"/>
           <w:szCs w:val="22"/>
           <w:lang w:eastAsia="en-IN"/>
         </w:rPr>
-        <w:t>Tour Highlights</w:t>
-      </w:r>
-      <w:r>
-        <w:rPr>
-          <w:rFonts w:ascii="Arial" w:eastAsia="Times New Roman" w:hAnsi="Arial" w:cs="Arial"/>
-          <w:b/>
+      </w:pPr>
+      <w:r>
+        <w:rPr>
+          <w:rFonts w:ascii="Arial" w:eastAsia="Times New Roman" w:hAnsi="Arial" w:cs="Arial"/>
           <w:color w:val="000000" w:themeColor="text1"/>
           <w:sz w:val="22"/>
           <w:szCs w:val="22"/>
           <w:lang w:eastAsia="en-IN"/>
         </w:rPr>
-        <w:br/>
-      </w:r>
-      <w:r>
-        <w:rPr>
-          <w:rFonts w:ascii="Arial" w:eastAsia="Times New Roman" w:hAnsi="Arial" w:cs="Arial"/>
-          <w:b/>
+        <w:t>Tour Highlights</w:t>
+      </w:r>
+    </w:p>
+    <w:p>
+      <w:pPr>
+        <w:rPr>
+          <w:lang w:eastAsia="en-IN"/>
+        </w:rPr>
+      </w:pPr>
+    </w:p>
+    <w:p>
+      <w:pPr>
+        <w:pStyle w:val="ListParagraph"/>
+        <w:numPr>
+          <w:ilvl w:val="0"/>
+          <w:numId w:val="17"/>
+        </w:numPr>
+        <w:rPr>
+          <w:rFonts w:ascii="Arial" w:eastAsia="Times New Roman" w:hAnsi="Arial" w:cs="Arial"/>
+          <w:color w:val="000000" w:themeColor="text1"/>
+          <w:lang w:eastAsia="en-IN"/>
+        </w:rPr>
+      </w:pPr>
+      <w:r>
+        <w:rPr>
+          <w:rFonts w:ascii="Arial" w:eastAsia="Times New Roman" w:hAnsi="Arial" w:cs="Arial"/>
+          <w:color w:val="000000" w:themeColor="text1"/>
+          <w:lang w:eastAsia="en-IN"/>
+        </w:rPr>
+        <w:t>Explore the cultural attractions of Hanoi</w:t>
+      </w:r>
+    </w:p>
+    <w:p>
+      <w:pPr>
+        <w:pStyle w:val="ListParagraph"/>
+        <w:numPr>
+          <w:ilvl w:val="0"/>
+          <w:numId w:val="17"/>
+        </w:numPr>
+        <w:rPr>
+          <w:rFonts w:ascii="Arial" w:eastAsia="Times New Roman" w:hAnsi="Arial" w:cs="Arial"/>
+          <w:color w:val="000000" w:themeColor="text1"/>
+          <w:lang w:eastAsia="en-IN"/>
+        </w:rPr>
+      </w:pPr>
+      <w:r>
+        <w:rPr>
+          <w:rFonts w:ascii="Arial" w:eastAsia="Times New Roman" w:hAnsi="Arial" w:cs="Arial"/>
+          <w:color w:val="000000" w:themeColor="text1"/>
+          <w:lang w:eastAsia="en-IN"/>
+        </w:rPr>
+        <w:t xml:space="preserve">Enjoy an overnight cruise experience in </w:t>
+      </w:r>
+      <w:proofErr w:type="spellStart"/>
+      <w:r>
+        <w:rPr>
+          <w:rFonts w:ascii="Arial" w:eastAsia="Times New Roman" w:hAnsi="Arial" w:cs="Arial"/>
+          <w:color w:val="000000" w:themeColor="text1"/>
+          <w:lang w:eastAsia="en-IN"/>
+        </w:rPr>
+        <w:t>Halong</w:t>
+      </w:r>
+      <w:proofErr w:type="spellEnd"/>
+      <w:r>
+        <w:rPr>
+          <w:rFonts w:ascii="Arial" w:eastAsia="Times New Roman" w:hAnsi="Arial" w:cs="Arial"/>
+          <w:color w:val="000000" w:themeColor="text1"/>
+          <w:lang w:eastAsia="en-IN"/>
+        </w:rPr>
+        <w:t xml:space="preserve"> Bay</w:t>
+      </w:r>
+    </w:p>
+    <w:p>
+      <w:pPr>
+        <w:pStyle w:val="ListParagraph"/>
+        <w:numPr>
+          <w:ilvl w:val="0"/>
+          <w:numId w:val="17"/>
+        </w:numPr>
+        <w:rPr>
+          <w:rFonts w:ascii="Arial" w:eastAsia="Times New Roman" w:hAnsi="Arial" w:cs="Arial"/>
+          <w:color w:val="000000" w:themeColor="text1"/>
+          <w:lang w:eastAsia="en-IN"/>
+        </w:rPr>
+      </w:pPr>
+      <w:r>
+        <w:rPr>
+          <w:rFonts w:ascii="Arial" w:eastAsia="Times New Roman" w:hAnsi="Arial" w:cs="Arial"/>
+          <w:color w:val="000000" w:themeColor="text1"/>
+          <w:lang w:eastAsia="en-IN"/>
+        </w:rPr>
+        <w:t>Visit the famous Golden Bridge</w:t>
+      </w:r>
+      <w:bookmarkStart w:id="0" w:name="_GoBack"/>
+      <w:bookmarkEnd w:id="0"/>
+    </w:p>
+    <w:p>
+      <w:pPr>
+        <w:pStyle w:val="ListParagraph"/>
+        <w:numPr>
+          <w:ilvl w:val="0"/>
+          <w:numId w:val="17"/>
+        </w:numPr>
+        <w:rPr>
+          <w:rFonts w:ascii="Arial" w:eastAsia="Times New Roman" w:hAnsi="Arial" w:cs="Arial"/>
+          <w:color w:val="000000" w:themeColor="text1"/>
+          <w:lang w:eastAsia="en-IN"/>
+        </w:rPr>
+      </w:pPr>
+      <w:r>
+        <w:rPr>
+          <w:rFonts w:ascii="Arial" w:eastAsia="Times New Roman" w:hAnsi="Arial" w:cs="Arial"/>
+          <w:color w:val="000000" w:themeColor="text1"/>
+          <w:lang w:eastAsia="en-IN"/>
+        </w:rPr>
+        <w:t>Discover the charm of Hoi An Ancient Town</w:t>
+      </w:r>
+    </w:p>
+    <w:p>
+      <w:pPr>
+        <w:pStyle w:val="ListParagraph"/>
+        <w:numPr>
+          <w:ilvl w:val="0"/>
+          <w:numId w:val="17"/>
+        </w:numPr>
+        <w:rPr>
+          <w:rFonts w:ascii="Arial" w:eastAsia="Times New Roman" w:hAnsi="Arial" w:cs="Arial"/>
+          <w:color w:val="000000" w:themeColor="text1"/>
+          <w:lang w:eastAsia="en-IN"/>
+        </w:rPr>
+      </w:pPr>
+      <w:r>
+        <w:rPr>
+          <w:rFonts w:ascii="Arial" w:eastAsia="Times New Roman" w:hAnsi="Arial" w:cs="Arial"/>
+          <w:color w:val="000000" w:themeColor="text1"/>
+          <w:lang w:eastAsia="en-IN"/>
+        </w:rPr>
+        <w:t xml:space="preserve">Relax and explore the beaches of </w:t>
+      </w:r>
+      <w:proofErr w:type="spellStart"/>
+      <w:r>
+        <w:rPr>
+          <w:rFonts w:ascii="Arial" w:eastAsia="Times New Roman" w:hAnsi="Arial" w:cs="Arial"/>
+          <w:color w:val="000000" w:themeColor="text1"/>
+          <w:lang w:eastAsia="en-IN"/>
+        </w:rPr>
+        <w:t>Nha</w:t>
+      </w:r>
+      <w:proofErr w:type="spellEnd"/>
+      <w:r>
+        <w:rPr>
+          <w:rFonts w:ascii="Arial" w:eastAsia="Times New Roman" w:hAnsi="Arial" w:cs="Arial"/>
+          <w:color w:val="000000" w:themeColor="text1"/>
+          <w:lang w:eastAsia="en-IN"/>
+        </w:rPr>
+        <w:t xml:space="preserve"> Trang</w:t>
+      </w:r>
+    </w:p>
+    <w:p>
+      <w:pPr>
+        <w:pStyle w:val="ListParagraph"/>
+        <w:numPr>
+          <w:ilvl w:val="0"/>
+          <w:numId w:val="17"/>
+        </w:numPr>
+        <w:rPr>
+          <w:rFonts w:ascii="Arial" w:eastAsia="Times New Roman" w:hAnsi="Arial" w:cs="Arial"/>
+          <w:color w:val="000000" w:themeColor="text1"/>
+          <w:lang w:eastAsia="en-IN"/>
+        </w:rPr>
+      </w:pPr>
+      <w:r>
+        <w:rPr>
+          <w:rFonts w:ascii="Arial" w:eastAsia="Times New Roman" w:hAnsi="Arial" w:cs="Arial"/>
+          <w:color w:val="000000" w:themeColor="text1"/>
+          <w:lang w:eastAsia="en-IN"/>
+        </w:rPr>
+        <w:t xml:space="preserve">Experience fun rides at </w:t>
+      </w:r>
+      <w:proofErr w:type="spellStart"/>
+      <w:r>
+        <w:rPr>
+          <w:rFonts w:ascii="Arial" w:eastAsia="Times New Roman" w:hAnsi="Arial" w:cs="Arial"/>
+          <w:color w:val="000000" w:themeColor="text1"/>
+          <w:lang w:eastAsia="en-IN"/>
+        </w:rPr>
+        <w:t>VinWonders</w:t>
+      </w:r>
+      <w:proofErr w:type="spellEnd"/>
+      <w:r>
+        <w:rPr>
+          <w:rFonts w:ascii="Arial" w:eastAsia="Times New Roman" w:hAnsi="Arial" w:cs="Arial"/>
+          <w:color w:val="000000" w:themeColor="text1"/>
+          <w:lang w:eastAsia="en-IN"/>
+        </w:rPr>
+        <w:t xml:space="preserve"> </w:t>
+      </w:r>
+      <w:proofErr w:type="spellStart"/>
+      <w:r>
+        <w:rPr>
+          <w:rFonts w:ascii="Arial" w:eastAsia="Times New Roman" w:hAnsi="Arial" w:cs="Arial"/>
+          <w:color w:val="000000" w:themeColor="text1"/>
+          <w:lang w:eastAsia="en-IN"/>
+        </w:rPr>
+        <w:t>Nha</w:t>
+      </w:r>
+      <w:proofErr w:type="spellEnd"/>
+      <w:r>
+        <w:rPr>
+          <w:rFonts w:ascii="Arial" w:eastAsia="Times New Roman" w:hAnsi="Arial" w:cs="Arial"/>
+          <w:color w:val="000000" w:themeColor="text1"/>
+          <w:lang w:eastAsia="en-IN"/>
+        </w:rPr>
+        <w:t xml:space="preserve"> Trang</w:t>
+      </w:r>
+    </w:p>
+    <w:p>
+      <w:pPr>
+        <w:pStyle w:val="ListParagraph"/>
+        <w:numPr>
+          <w:ilvl w:val="0"/>
+          <w:numId w:val="17"/>
+        </w:numPr>
+        <w:rPr>
+          <w:rFonts w:ascii="Arial" w:eastAsia="Times New Roman" w:hAnsi="Arial" w:cs="Arial"/>
+          <w:color w:val="000000" w:themeColor="text1"/>
+          <w:lang w:eastAsia="en-IN"/>
+        </w:rPr>
+      </w:pPr>
+      <w:r>
+        <w:rPr>
+          <w:rFonts w:ascii="Arial" w:eastAsia="Times New Roman" w:hAnsi="Arial" w:cs="Arial"/>
+          <w:color w:val="000000" w:themeColor="text1"/>
+          <w:lang w:eastAsia="en-IN"/>
+        </w:rPr>
+        <w:t>Explore Ho Chi Minh City and its key attractions</w:t>
+      </w:r>
+    </w:p>
+    <w:p>
+      <w:pPr>
+        <w:pStyle w:val="ListParagraph"/>
+        <w:numPr>
+          <w:ilvl w:val="0"/>
+          <w:numId w:val="17"/>
+        </w:numPr>
+        <w:rPr>
+          <w:rFonts w:ascii="Arial" w:eastAsia="Times New Roman" w:hAnsi="Arial" w:cs="Arial"/>
+          <w:color w:val="000000" w:themeColor="text1"/>
+          <w:lang w:eastAsia="en-IN"/>
+        </w:rPr>
+      </w:pPr>
+      <w:r>
+        <w:rPr>
+          <w:rFonts w:ascii="Arial" w:eastAsia="Times New Roman" w:hAnsi="Arial" w:cs="Arial"/>
+          <w:color w:val="000000" w:themeColor="text1"/>
+          <w:lang w:eastAsia="en-IN"/>
+        </w:rPr>
+        <w:t>Visit the historic Cu Chi Tunnels</w:t>
+      </w:r>
+    </w:p>
+    <w:p>
+      <w:pPr>
+        <w:pStyle w:val="ListParagraph"/>
+        <w:numPr>
+          <w:ilvl w:val="0"/>
+          <w:numId w:val="17"/>
+        </w:numPr>
+        <w:rPr>
+          <w:rFonts w:ascii="Arial" w:eastAsia="Times New Roman" w:hAnsi="Arial" w:cs="Arial"/>
+          <w:color w:val="000000" w:themeColor="text1"/>
+          <w:lang w:eastAsia="en-IN"/>
+        </w:rPr>
+      </w:pPr>
+      <w:r>
+        <w:rPr>
+          <w:rFonts w:ascii="Arial" w:eastAsia="Times New Roman" w:hAnsi="Arial" w:cs="Arial"/>
+          <w:color w:val="000000" w:themeColor="text1"/>
+          <w:lang w:eastAsia="en-IN"/>
+        </w:rPr>
+        <w:t>Enjoy a scenic trip to Mekong Delta</w:t>
+      </w:r>
+    </w:p>
+    <w:p>
+      <w:pPr>
+        <w:pStyle w:val="ListParagraph"/>
+        <w:numPr>
+          <w:ilvl w:val="0"/>
+          <w:numId w:val="17"/>
+        </w:numPr>
+        <w:rPr>
+          <w:rFonts w:ascii="Arial" w:eastAsia="Times New Roman" w:hAnsi="Arial" w:cs="Arial"/>
+          <w:color w:val="000000" w:themeColor="text1"/>
+          <w:lang w:eastAsia="en-IN"/>
+        </w:rPr>
+      </w:pPr>
+      <w:r>
+        <w:rPr>
+          <w:rFonts w:ascii="Arial" w:eastAsia="Times New Roman" w:hAnsi="Arial" w:cs="Arial"/>
+          <w:color w:val="000000" w:themeColor="text1"/>
+          <w:lang w:eastAsia="en-IN"/>
+        </w:rPr>
+        <w:t>Perfect mix of culture, nature, and city experiences</w:t>
+      </w:r>
+    </w:p>
+    <w:p>
+      <w:pPr>
+        <w:pStyle w:val="Heading3"/>
+        <w:rPr>
+          <w:rFonts w:ascii="Times New Roman" w:eastAsia="Microsoft Sans Serif" w:hAnsi="Times New Roman" w:cs="Times New Roman"/>
+          <w:color w:val="000000" w:themeColor="text1"/>
+          <w:lang w:eastAsia="en-IN"/>
+        </w:rPr>
+      </w:pPr>
+      <w:r>
+        <w:rPr>
+          <w:rFonts w:ascii="Arial" w:eastAsia="Times New Roman" w:hAnsi="Arial" w:cs="Arial"/>
           <w:color w:val="000000" w:themeColor="text1"/>
           <w:sz w:val="22"/>
           <w:szCs w:val="22"/>
           <w:lang w:eastAsia="en-IN"/>
         </w:rPr>
-        <w:br/>
-      </w:r>
-      <w:r>
-        <w:rPr>
-          <w:rFonts w:ascii="Arial" w:eastAsia="Times New Roman" w:hAnsi="Arial" w:cs="Arial"/>
-          <w:color w:val="000000" w:themeColor="text1"/>
-          <w:sz w:val="22"/>
-          <w:szCs w:val="22"/>
-          <w:lang w:eastAsia="en-IN"/>
-        </w:rPr>
-        <w:t xml:space="preserve">• Explore the cultural attractions of </w:t>
-      </w:r>
-      <w:r>
-        <w:rPr>
-          <w:rFonts w:ascii="Arial" w:eastAsia="Times New Roman" w:hAnsi="Arial" w:cs="Arial"/>
-          <w:color w:val="000000" w:themeColor="text1"/>
-          <w:sz w:val="22"/>
-          <w:szCs w:val="22"/>
-          <w:lang w:eastAsia="en-IN"/>
-        </w:rPr>
-        <w:t>Hanoi</w:t>
-      </w:r>
-      <w:r>
-        <w:rPr>
-          <w:rFonts w:ascii="Arial" w:eastAsia="Times New Roman" w:hAnsi="Arial" w:cs="Arial"/>
-          <w:color w:val="000000" w:themeColor="text1"/>
-          <w:sz w:val="22"/>
-          <w:szCs w:val="22"/>
-          <w:lang w:eastAsia="en-IN"/>
-        </w:rPr>
-        <w:br/>
-        <w:t xml:space="preserve">• Enjoy an overnight cruise experience in </w:t>
-      </w:r>
-      <w:proofErr w:type="spellStart"/>
-      <w:r>
-        <w:rPr>
-          <w:rFonts w:ascii="Arial" w:eastAsia="Times New Roman" w:hAnsi="Arial" w:cs="Arial"/>
-          <w:color w:val="000000" w:themeColor="text1"/>
-          <w:sz w:val="22"/>
-          <w:szCs w:val="22"/>
-          <w:lang w:eastAsia="en-IN"/>
-        </w:rPr>
-        <w:t>Halong</w:t>
-      </w:r>
-      <w:proofErr w:type="spellEnd"/>
-      <w:r>
-        <w:rPr>
-          <w:rFonts w:ascii="Arial" w:eastAsia="Times New Roman" w:hAnsi="Arial" w:cs="Arial"/>
-          <w:color w:val="000000" w:themeColor="text1"/>
-          <w:sz w:val="22"/>
-          <w:szCs w:val="22"/>
-          <w:lang w:eastAsia="en-IN"/>
-        </w:rPr>
-        <w:t xml:space="preserve"> Bay</w:t>
-      </w:r>
-      <w:r>
-        <w:rPr>
-          <w:rFonts w:ascii="Arial" w:eastAsia="Times New Roman" w:hAnsi="Arial" w:cs="Arial"/>
-          <w:color w:val="000000" w:themeColor="text1"/>
-          <w:sz w:val="22"/>
-          <w:szCs w:val="22"/>
-          <w:lang w:eastAsia="en-IN"/>
-        </w:rPr>
-        <w:br/>
-        <w:t xml:space="preserve">• Visit the famous </w:t>
-      </w:r>
-      <w:r>
-        <w:rPr>
-          <w:rFonts w:ascii="Arial" w:eastAsia="Times New Roman" w:hAnsi="Arial" w:cs="Arial"/>
-          <w:color w:val="000000" w:themeColor="text1"/>
-          <w:sz w:val="22"/>
-          <w:szCs w:val="22"/>
-          <w:lang w:eastAsia="en-IN"/>
-        </w:rPr>
-        <w:t>Golden Bridge</w:t>
-      </w:r>
-      <w:r>
-        <w:rPr>
-          <w:rFonts w:ascii="Arial" w:eastAsia="Times New Roman" w:hAnsi="Arial" w:cs="Arial"/>
-          <w:color w:val="000000" w:themeColor="text1"/>
-          <w:sz w:val="22"/>
-          <w:szCs w:val="22"/>
-          <w:lang w:eastAsia="en-IN"/>
-        </w:rPr>
-        <w:br/>
-        <w:t xml:space="preserve">• Discover the charm of </w:t>
-      </w:r>
-      <w:r>
-        <w:rPr>
-          <w:rFonts w:ascii="Arial" w:eastAsia="Times New Roman" w:hAnsi="Arial" w:cs="Arial"/>
-          <w:color w:val="000000" w:themeColor="text1"/>
-          <w:sz w:val="22"/>
-          <w:szCs w:val="22"/>
-          <w:lang w:eastAsia="en-IN"/>
-        </w:rPr>
-        <w:t>Hoi An Ancient Town</w:t>
-      </w:r>
-      <w:r>
-        <w:rPr>
-          <w:rFonts w:ascii="Arial" w:eastAsia="Times New Roman" w:hAnsi="Arial" w:cs="Arial"/>
-          <w:color w:val="000000" w:themeColor="text1"/>
-          <w:sz w:val="22"/>
-          <w:szCs w:val="22"/>
-          <w:lang w:eastAsia="en-IN"/>
-        </w:rPr>
-        <w:br/>
-        <w:t xml:space="preserve">• Relax and explore the beaches of </w:t>
-      </w:r>
-      <w:proofErr w:type="spellStart"/>
-      <w:r>
-        <w:rPr>
-          <w:rFonts w:ascii="Arial" w:eastAsia="Times New Roman" w:hAnsi="Arial" w:cs="Arial"/>
-          <w:color w:val="000000" w:themeColor="text1"/>
-          <w:sz w:val="22"/>
-          <w:szCs w:val="22"/>
-          <w:lang w:eastAsia="en-IN"/>
-        </w:rPr>
-        <w:t>Nha</w:t>
-      </w:r>
-      <w:proofErr w:type="spellEnd"/>
-      <w:r>
-        <w:rPr>
-          <w:rFonts w:ascii="Arial" w:eastAsia="Times New Roman" w:hAnsi="Arial" w:cs="Arial"/>
-          <w:color w:val="000000" w:themeColor="text1"/>
-          <w:sz w:val="22"/>
-          <w:szCs w:val="22"/>
-          <w:lang w:eastAsia="en-IN"/>
-        </w:rPr>
-        <w:t xml:space="preserve"> </w:t>
-      </w:r>
-      <w:proofErr w:type="spellStart"/>
-      <w:r>
-        <w:rPr>
-          <w:rFonts w:ascii="Arial" w:eastAsia="Times New Roman" w:hAnsi="Arial" w:cs="Arial"/>
-          <w:color w:val="000000" w:themeColor="text1"/>
-          <w:sz w:val="22"/>
-          <w:szCs w:val="22"/>
-          <w:lang w:eastAsia="en-IN"/>
-        </w:rPr>
-        <w:t>Trang</w:t>
-      </w:r>
-      <w:proofErr w:type="spellEnd"/>
-      <w:r>
-        <w:rPr>
-          <w:rFonts w:ascii="Arial" w:eastAsia="Times New Roman" w:hAnsi="Arial" w:cs="Arial"/>
-          <w:color w:val="000000" w:themeColor="text1"/>
-          <w:sz w:val="22"/>
-          <w:szCs w:val="22"/>
-          <w:lang w:eastAsia="en-IN"/>
-        </w:rPr>
-        <w:br/>
-        <w:t xml:space="preserve">• Experience fun rides at </w:t>
-      </w:r>
-      <w:proofErr w:type="spellStart"/>
-      <w:r>
-        <w:rPr>
-          <w:rFonts w:ascii="Arial" w:eastAsia="Times New Roman" w:hAnsi="Arial" w:cs="Arial"/>
-          <w:color w:val="000000" w:themeColor="text1"/>
-          <w:sz w:val="22"/>
-          <w:szCs w:val="22"/>
-          <w:lang w:eastAsia="en-IN"/>
-        </w:rPr>
-        <w:t>VinWonders</w:t>
-      </w:r>
-      <w:proofErr w:type="spellEnd"/>
-      <w:r>
-        <w:rPr>
-          <w:rFonts w:ascii="Arial" w:eastAsia="Times New Roman" w:hAnsi="Arial" w:cs="Arial"/>
-          <w:color w:val="000000" w:themeColor="text1"/>
-          <w:sz w:val="22"/>
-          <w:szCs w:val="22"/>
-          <w:lang w:eastAsia="en-IN"/>
-        </w:rPr>
-        <w:t xml:space="preserve"> </w:t>
-      </w:r>
-      <w:proofErr w:type="spellStart"/>
-      <w:r>
-        <w:rPr>
-          <w:rFonts w:ascii="Arial" w:eastAsia="Times New Roman" w:hAnsi="Arial" w:cs="Arial"/>
-          <w:color w:val="000000" w:themeColor="text1"/>
-          <w:sz w:val="22"/>
-          <w:szCs w:val="22"/>
-          <w:lang w:eastAsia="en-IN"/>
-        </w:rPr>
-        <w:t>Nha</w:t>
-      </w:r>
-      <w:proofErr w:type="spellEnd"/>
-      <w:r>
-        <w:rPr>
-          <w:rFonts w:ascii="Arial" w:eastAsia="Times New Roman" w:hAnsi="Arial" w:cs="Arial"/>
-          <w:color w:val="000000" w:themeColor="text1"/>
-          <w:sz w:val="22"/>
-          <w:szCs w:val="22"/>
-          <w:lang w:eastAsia="en-IN"/>
-        </w:rPr>
-        <w:t xml:space="preserve"> </w:t>
-      </w:r>
-      <w:proofErr w:type="spellStart"/>
-      <w:r>
-        <w:rPr>
-          <w:rFonts w:ascii="Arial" w:eastAsia="Times New Roman" w:hAnsi="Arial" w:cs="Arial"/>
-          <w:color w:val="000000" w:themeColor="text1"/>
-          <w:sz w:val="22"/>
-          <w:szCs w:val="22"/>
-          <w:lang w:eastAsia="en-IN"/>
-        </w:rPr>
-        <w:t>Trang</w:t>
-      </w:r>
-      <w:proofErr w:type="spellEnd"/>
-      <w:r>
-        <w:rPr>
-          <w:rFonts w:ascii="Arial" w:eastAsia="Times New Roman" w:hAnsi="Arial" w:cs="Arial"/>
-          <w:color w:val="000000" w:themeColor="text1"/>
-          <w:sz w:val="22"/>
-          <w:szCs w:val="22"/>
-          <w:lang w:eastAsia="en-IN"/>
-        </w:rPr>
-        <w:br/>
-        <w:t xml:space="preserve">• Explore </w:t>
-      </w:r>
-      <w:proofErr w:type="spellStart"/>
-      <w:r>
-        <w:rPr>
-          <w:rFonts w:ascii="Arial" w:eastAsia="Times New Roman" w:hAnsi="Arial" w:cs="Arial"/>
-          <w:color w:val="000000" w:themeColor="text1"/>
-          <w:sz w:val="22"/>
-          <w:szCs w:val="22"/>
-          <w:lang w:eastAsia="en-IN"/>
-        </w:rPr>
-        <w:t>Ho</w:t>
-      </w:r>
-      <w:proofErr w:type="spellEnd"/>
-      <w:r>
-        <w:rPr>
-          <w:rFonts w:ascii="Arial" w:eastAsia="Times New Roman" w:hAnsi="Arial" w:cs="Arial"/>
-          <w:color w:val="000000" w:themeColor="text1"/>
-          <w:sz w:val="22"/>
-          <w:szCs w:val="22"/>
-          <w:lang w:eastAsia="en-IN"/>
-        </w:rPr>
-        <w:t xml:space="preserve"> Chi Minh City</w:t>
-      </w:r>
-      <w:r>
-        <w:rPr>
-          <w:rFonts w:ascii="Arial" w:eastAsia="Times New Roman" w:hAnsi="Arial" w:cs="Arial"/>
-          <w:color w:val="000000" w:themeColor="text1"/>
-          <w:sz w:val="22"/>
-          <w:szCs w:val="22"/>
-          <w:lang w:eastAsia="en-IN"/>
-        </w:rPr>
-        <w:t xml:space="preserve"> and its key attractions</w:t>
-      </w:r>
-      <w:r>
-        <w:rPr>
-          <w:rFonts w:ascii="Arial" w:eastAsia="Times New Roman" w:hAnsi="Arial" w:cs="Arial"/>
-          <w:color w:val="000000" w:themeColor="text1"/>
-          <w:sz w:val="22"/>
-          <w:szCs w:val="22"/>
-          <w:lang w:eastAsia="en-IN"/>
-        </w:rPr>
-        <w:br/>
-        <w:t xml:space="preserve">• Visit the historic </w:t>
-      </w:r>
-      <w:r>
-        <w:rPr>
-          <w:rFonts w:ascii="Arial" w:eastAsia="Times New Roman" w:hAnsi="Arial" w:cs="Arial"/>
-          <w:color w:val="000000" w:themeColor="text1"/>
-          <w:sz w:val="22"/>
-          <w:szCs w:val="22"/>
-          <w:lang w:eastAsia="en-IN"/>
-        </w:rPr>
-        <w:t>Cu Chi Tunnels</w:t>
-      </w:r>
-      <w:r>
-        <w:rPr>
-          <w:rFonts w:ascii="Arial" w:eastAsia="Times New Roman" w:hAnsi="Arial" w:cs="Arial"/>
-          <w:color w:val="000000" w:themeColor="text1"/>
-          <w:sz w:val="22"/>
-          <w:szCs w:val="22"/>
-          <w:lang w:eastAsia="en-IN"/>
-        </w:rPr>
-        <w:br/>
-        <w:t xml:space="preserve">• Enjoy a scenic trip to </w:t>
-      </w:r>
-      <w:r>
-        <w:rPr>
-          <w:rFonts w:ascii="Arial" w:eastAsia="Times New Roman" w:hAnsi="Arial" w:cs="Arial"/>
-          <w:color w:val="000000" w:themeColor="text1"/>
-          <w:sz w:val="22"/>
-          <w:szCs w:val="22"/>
-          <w:lang w:eastAsia="en-IN"/>
-        </w:rPr>
-        <w:t>Mekong Delta</w:t>
-      </w:r>
-      <w:r>
-        <w:rPr>
-          <w:rFonts w:ascii="Arial" w:eastAsia="Times New Roman" w:hAnsi="Arial" w:cs="Arial"/>
-          <w:color w:val="000000" w:themeColor="text1"/>
-          <w:sz w:val="22"/>
-          <w:szCs w:val="22"/>
-          <w:lang w:eastAsia="en-IN"/>
-        </w:rPr>
-        <w:br/>
-      </w:r>
-      <w:r>
-        <w:rPr>
-          <w:rFonts w:ascii="Arial" w:eastAsia="Times New Roman" w:hAnsi="Arial" w:cs="Arial"/>
-          <w:color w:val="000000" w:themeColor="text1"/>
-          <w:sz w:val="22"/>
-          <w:szCs w:val="22"/>
-          <w:lang w:eastAsia="en-IN"/>
-        </w:rPr>
-        <w:t>• Perfect mix of culture, nature, and city experiences</w:t>
-      </w:r>
-      <w:r>
-        <w:rPr>
-          <w:rFonts w:ascii="Arial" w:eastAsia="Times New Roman" w:hAnsi="Arial" w:cs="Arial"/>
-          <w:color w:val="000000" w:themeColor="text1"/>
-          <w:sz w:val="22"/>
-          <w:szCs w:val="22"/>
-          <w:lang w:eastAsia="en-IN"/>
-        </w:rPr>
         <w:pict w14:anchorId="60292FFC">
-          <v:rect id="_x0000_i1026" style="width:0;height:1.5pt" o:hralign="center" o:hrstd="t" o:hr="t" fillcolor="#a0a0a0" stroked="f"/>
-        </w:pict>
-      </w:r>
-    </w:p>
-    <w:p>
-      <w:pPr>
-        <w:shd w:val="clear" w:color="auto" w:fill="FFFFFF"/>
-        <w:spacing w:after="0" w:line="240" w:lineRule="auto"/>
-        <w:rPr>
-          <w:rFonts w:ascii="Arial" w:eastAsia="Times New Roman" w:hAnsi="Arial" w:cs="Arial"/>
-          <w:b/>
-          <w:bCs/>
-          <w:color w:val="000000" w:themeColor="text1"/>
-          <w:lang w:eastAsia="en-IN"/>
-        </w:rPr>
-      </w:pPr>
-      <w:r>
-        <w:rPr>
-          <w:rFonts w:ascii="Arial" w:eastAsia="Times New Roman" w:hAnsi="Arial" w:cs="Arial"/>
-          <w:b/>
-          <w:bCs/>
-          <w:color w:val="000000" w:themeColor="text1"/>
-          <w:lang w:eastAsia="en-IN"/>
-        </w:rPr>
-        <w:t>Hotel Options:</w:t>
-      </w:r>
-    </w:p>
-    <w:p>
-      <w:pPr>
-        <w:shd w:val="clear" w:color="auto" w:fill="FFFFFF"/>
-        <w:spacing w:after="0" w:line="240" w:lineRule="auto"/>
-        <w:rPr>
-          <w:rFonts w:ascii="Arial" w:eastAsia="Times New Roman" w:hAnsi="Arial" w:cs="Arial"/>
-          <w:b/>
-          <w:bCs/>
-          <w:color w:val="000000" w:themeColor="text1"/>
-          <w:lang w:eastAsia="en-IN"/>
-        </w:rPr>
-      </w:pPr>
-      <w:r>
-        <w:rPr>
-          <w:rFonts w:ascii="Arial" w:eastAsia="Times New Roman" w:hAnsi="Arial" w:cs="Arial"/>
-          <w:b/>
-          <w:bCs/>
-          <w:color w:val="000000" w:themeColor="text1"/>
-          <w:lang w:eastAsia="en-IN"/>
-        </w:rPr>
-        <w:t>4</w:t>
-      </w:r>
-      <w:r>
-        <w:rPr>
-          <w:rFonts w:ascii="Segoe UI Symbol" w:eastAsia="Times New Roman" w:hAnsi="Segoe UI Symbol" w:cs="Segoe UI Symbol"/>
-          <w:b/>
-          <w:bCs/>
-          <w:color w:val="000000" w:themeColor="text1"/>
-          <w:lang w:eastAsia="en-IN"/>
-        </w:rPr>
-        <w:t>★</w:t>
-      </w:r>
-      <w:r>
-        <w:rPr>
-          <w:rFonts w:ascii="Arial" w:eastAsia="Times New Roman" w:hAnsi="Arial" w:cs="Arial"/>
-          <w:b/>
-          <w:bCs/>
-          <w:color w:val="000000" w:themeColor="text1"/>
-          <w:lang w:eastAsia="en-IN"/>
-        </w:rPr>
-        <w:t xml:space="preserve"> Hotels + 5</w:t>
-      </w:r>
-      <w:r>
-        <w:rPr>
-          <w:rFonts w:ascii="Segoe UI Symbol" w:eastAsia="Times New Roman" w:hAnsi="Segoe UI Symbol" w:cs="Segoe UI Symbol"/>
-          <w:b/>
-          <w:bCs/>
-          <w:color w:val="000000" w:themeColor="text1"/>
-          <w:lang w:eastAsia="en-IN"/>
-        </w:rPr>
-        <w:t>★</w:t>
-      </w:r>
-      <w:r>
-        <w:rPr>
-          <w:rFonts w:ascii="Arial" w:eastAsia="Times New Roman" w:hAnsi="Arial" w:cs="Arial"/>
-          <w:b/>
-          <w:bCs/>
-          <w:color w:val="000000" w:themeColor="text1"/>
-          <w:lang w:eastAsia="en-IN"/>
-        </w:rPr>
-        <w:t xml:space="preserve"> Cruise:</w:t>
-      </w:r>
-    </w:p>
-    <w:p>
-      <w:pPr>
-        <w:shd w:val="clear" w:color="auto" w:fill="FFFFFF"/>
-        <w:spacing w:after="0" w:line="240" w:lineRule="auto"/>
-        <w:rPr>
-          <w:rFonts w:ascii="Arial" w:eastAsia="Times New Roman" w:hAnsi="Arial" w:cs="Arial"/>
-          <w:color w:val="000000" w:themeColor="text1"/>
-          <w:lang w:eastAsia="en-IN"/>
-        </w:rPr>
-      </w:pPr>
-      <w:r>
-        <w:rPr>
-          <w:rFonts w:ascii="Arial" w:eastAsia="Times New Roman" w:hAnsi="Arial" w:cs="Arial"/>
-          <w:color w:val="000000" w:themeColor="text1"/>
-          <w:lang w:eastAsia="en-IN"/>
-        </w:rPr>
-        <w:t xml:space="preserve">Hanoi – Army Hotel (Superior) </w:t>
-      </w:r>
-    </w:p>
-    <w:p>
-      <w:pPr>
-        <w:shd w:val="clear" w:color="auto" w:fill="FFFFFF"/>
-        <w:spacing w:after="0" w:line="240" w:lineRule="auto"/>
-        <w:rPr>
-          <w:rFonts w:ascii="Arial" w:eastAsia="Times New Roman" w:hAnsi="Arial" w:cs="Arial"/>
-          <w:color w:val="000000" w:themeColor="text1"/>
-          <w:lang w:eastAsia="en-IN"/>
-        </w:rPr>
-      </w:pPr>
-      <w:proofErr w:type="spellStart"/>
-      <w:r>
-        <w:rPr>
-          <w:rFonts w:ascii="Arial" w:eastAsia="Times New Roman" w:hAnsi="Arial" w:cs="Arial"/>
-          <w:color w:val="000000" w:themeColor="text1"/>
-          <w:lang w:eastAsia="en-IN"/>
-        </w:rPr>
-        <w:t>Halong</w:t>
-      </w:r>
-      <w:proofErr w:type="spellEnd"/>
-      <w:r>
-        <w:rPr>
-          <w:rFonts w:ascii="Arial" w:eastAsia="Times New Roman" w:hAnsi="Arial" w:cs="Arial"/>
-          <w:color w:val="000000" w:themeColor="text1"/>
-          <w:lang w:eastAsia="en-IN"/>
-        </w:rPr>
-        <w:t xml:space="preserve"> Bay – Aqua of the Sea Cruise 5</w:t>
-      </w:r>
-      <w:r>
-        <w:rPr>
-          <w:rFonts w:ascii="Segoe UI Symbol" w:eastAsia="Times New Roman" w:hAnsi="Segoe UI Symbol" w:cs="Segoe UI Symbol"/>
-          <w:color w:val="000000" w:themeColor="text1"/>
-          <w:lang w:eastAsia="en-IN"/>
-        </w:rPr>
-        <w:t>★</w:t>
-      </w:r>
-      <w:r>
-        <w:rPr>
-          <w:rFonts w:ascii="Arial" w:eastAsia="Times New Roman" w:hAnsi="Arial" w:cs="Arial"/>
-          <w:color w:val="000000" w:themeColor="text1"/>
-          <w:lang w:eastAsia="en-IN"/>
-        </w:rPr>
-        <w:t xml:space="preserve"> (Junior Suite) </w:t>
-      </w:r>
-    </w:p>
-    <w:p>
-      <w:pPr>
-        <w:shd w:val="clear" w:color="auto" w:fill="FFFFFF"/>
-        <w:spacing w:after="0" w:line="240" w:lineRule="auto"/>
-        <w:rPr>
-          <w:rFonts w:ascii="Arial" w:eastAsia="Times New Roman" w:hAnsi="Arial" w:cs="Arial"/>
-          <w:color w:val="000000" w:themeColor="text1"/>
-          <w:lang w:eastAsia="en-IN"/>
-        </w:rPr>
-      </w:pPr>
-      <w:r>
-        <w:rPr>
-          <w:rFonts w:ascii="Arial" w:eastAsia="Times New Roman" w:hAnsi="Arial" w:cs="Arial"/>
-          <w:color w:val="000000" w:themeColor="text1"/>
-          <w:lang w:eastAsia="en-IN"/>
-        </w:rPr>
-        <w:t xml:space="preserve">Da Nang – Eden Ocean View (Deluxe) </w:t>
-      </w:r>
-    </w:p>
-    <w:p>
-      <w:pPr>
-        <w:shd w:val="clear" w:color="auto" w:fill="FFFFFF"/>
-        <w:spacing w:after="0" w:line="240" w:lineRule="auto"/>
-        <w:rPr>
-          <w:rFonts w:ascii="Arial" w:eastAsia="Times New Roman" w:hAnsi="Arial" w:cs="Arial"/>
-          <w:color w:val="000000" w:themeColor="text1"/>
-          <w:lang w:eastAsia="en-IN"/>
-        </w:rPr>
-      </w:pPr>
-      <w:proofErr w:type="spellStart"/>
-      <w:r>
-        <w:rPr>
-          <w:rFonts w:ascii="Arial" w:eastAsia="Times New Roman" w:hAnsi="Arial" w:cs="Arial"/>
-          <w:color w:val="000000" w:themeColor="text1"/>
-          <w:lang w:eastAsia="en-IN"/>
-        </w:rPr>
-        <w:t>Nha</w:t>
-      </w:r>
-      <w:proofErr w:type="spellEnd"/>
-      <w:r>
-        <w:rPr>
-          <w:rFonts w:ascii="Arial" w:eastAsia="Times New Roman" w:hAnsi="Arial" w:cs="Arial"/>
-          <w:color w:val="000000" w:themeColor="text1"/>
-          <w:lang w:eastAsia="en-IN"/>
-        </w:rPr>
-        <w:t xml:space="preserve"> </w:t>
-      </w:r>
-      <w:proofErr w:type="spellStart"/>
-      <w:r>
-        <w:rPr>
-          <w:rFonts w:ascii="Arial" w:eastAsia="Times New Roman" w:hAnsi="Arial" w:cs="Arial"/>
-          <w:color w:val="000000" w:themeColor="text1"/>
-          <w:lang w:eastAsia="en-IN"/>
-        </w:rPr>
-        <w:t>Trang</w:t>
-      </w:r>
-      <w:proofErr w:type="spellEnd"/>
-      <w:r>
-        <w:rPr>
-          <w:rFonts w:ascii="Arial" w:eastAsia="Times New Roman" w:hAnsi="Arial" w:cs="Arial"/>
-          <w:color w:val="000000" w:themeColor="text1"/>
-          <w:lang w:eastAsia="en-IN"/>
-        </w:rPr>
-        <w:t xml:space="preserve"> – Le Charm (Deluxe) </w:t>
-      </w:r>
-    </w:p>
-    <w:p>
-      <w:pPr>
-        <w:shd w:val="clear" w:color="auto" w:fill="FFFFFF"/>
-        <w:spacing w:after="0" w:line="240" w:lineRule="auto"/>
-        <w:rPr>
-          <w:rFonts w:ascii="Arial" w:eastAsia="Times New Roman" w:hAnsi="Arial" w:cs="Arial"/>
-          <w:color w:val="000000" w:themeColor="text1"/>
-          <w:lang w:eastAsia="en-IN"/>
-        </w:rPr>
-      </w:pPr>
-      <w:proofErr w:type="spellStart"/>
-      <w:r>
-        <w:rPr>
-          <w:rFonts w:ascii="Arial" w:eastAsia="Times New Roman" w:hAnsi="Arial" w:cs="Arial"/>
-          <w:color w:val="000000" w:themeColor="text1"/>
-          <w:lang w:eastAsia="en-IN"/>
-        </w:rPr>
-        <w:t>Ho</w:t>
-      </w:r>
-      <w:proofErr w:type="spellEnd"/>
-      <w:r>
-        <w:rPr>
-          <w:rFonts w:ascii="Arial" w:eastAsia="Times New Roman" w:hAnsi="Arial" w:cs="Arial"/>
-          <w:color w:val="000000" w:themeColor="text1"/>
-          <w:lang w:eastAsia="en-IN"/>
-        </w:rPr>
-        <w:t xml:space="preserve"> Chi Minh – Harmony Saigon (Deluxe) </w:t>
-      </w:r>
-    </w:p>
-    <w:p>
-      <w:pPr>
-        <w:shd w:val="clear" w:color="auto" w:fill="FFFFFF"/>
-        <w:spacing w:after="0" w:line="240" w:lineRule="auto"/>
-        <w:rPr>
-          <w:rFonts w:ascii="Arial" w:eastAsia="Times New Roman" w:hAnsi="Arial" w:cs="Arial"/>
-          <w:color w:val="000000" w:themeColor="text1"/>
-          <w:lang w:eastAsia="en-IN"/>
-        </w:rPr>
-      </w:pPr>
-      <w:r>
-        <w:rPr>
-          <w:rFonts w:ascii="Arial" w:eastAsia="Times New Roman" w:hAnsi="Arial" w:cs="Arial"/>
-          <w:color w:val="000000" w:themeColor="text1"/>
-          <w:lang w:eastAsia="en-IN"/>
-        </w:rPr>
-        <w:pict w14:anchorId="2722BBDA">
           <v:rect id="_x0000_i1027" style="width:0;height:1.5pt" o:hralign="center" o:hrstd="t" o:hr="t" fillcolor="#a0a0a0" stroked="f"/>
         </w:pict>
       </w:r>
@@ -768,6 +473,244 @@
           <w:color w:val="000000" w:themeColor="text1"/>
           <w:lang w:eastAsia="en-IN"/>
         </w:rPr>
+        <w:t>Hotel Options:</w:t>
+      </w:r>
+    </w:p>
+    <w:p>
+      <w:pPr>
+        <w:shd w:val="clear" w:color="auto" w:fill="FFFFFF"/>
+        <w:spacing w:after="0" w:line="240" w:lineRule="auto"/>
+        <w:rPr>
+          <w:rFonts w:ascii="Arial" w:eastAsia="Times New Roman" w:hAnsi="Arial" w:cs="Arial"/>
+          <w:b/>
+          <w:bCs/>
+          <w:color w:val="000000" w:themeColor="text1"/>
+          <w:lang w:eastAsia="en-IN"/>
+        </w:rPr>
+      </w:pPr>
+      <w:r>
+        <w:rPr>
+          <w:rFonts w:ascii="Arial" w:eastAsia="Times New Roman" w:hAnsi="Arial" w:cs="Arial"/>
+          <w:b/>
+          <w:bCs/>
+          <w:color w:val="000000" w:themeColor="text1"/>
+          <w:lang w:eastAsia="en-IN"/>
+        </w:rPr>
+        <w:t>4</w:t>
+      </w:r>
+      <w:r>
+        <w:rPr>
+          <w:rFonts w:ascii="Segoe UI Symbol" w:eastAsia="Times New Roman" w:hAnsi="Segoe UI Symbol" w:cs="Segoe UI Symbol"/>
+          <w:b/>
+          <w:bCs/>
+          <w:color w:val="000000" w:themeColor="text1"/>
+          <w:lang w:eastAsia="en-IN"/>
+        </w:rPr>
+        <w:t>★</w:t>
+      </w:r>
+      <w:r>
+        <w:rPr>
+          <w:rFonts w:ascii="Arial" w:eastAsia="Times New Roman" w:hAnsi="Arial" w:cs="Arial"/>
+          <w:b/>
+          <w:bCs/>
+          <w:color w:val="000000" w:themeColor="text1"/>
+          <w:lang w:eastAsia="en-IN"/>
+        </w:rPr>
+        <w:t xml:space="preserve"> Hotels + 5</w:t>
+      </w:r>
+      <w:r>
+        <w:rPr>
+          <w:rFonts w:ascii="Segoe UI Symbol" w:eastAsia="Times New Roman" w:hAnsi="Segoe UI Symbol" w:cs="Segoe UI Symbol"/>
+          <w:b/>
+          <w:bCs/>
+          <w:color w:val="000000" w:themeColor="text1"/>
+          <w:lang w:eastAsia="en-IN"/>
+        </w:rPr>
+        <w:t>★</w:t>
+      </w:r>
+      <w:r>
+        <w:rPr>
+          <w:rFonts w:ascii="Arial" w:eastAsia="Times New Roman" w:hAnsi="Arial" w:cs="Arial"/>
+          <w:b/>
+          <w:bCs/>
+          <w:color w:val="000000" w:themeColor="text1"/>
+          <w:lang w:eastAsia="en-IN"/>
+        </w:rPr>
+        <w:t xml:space="preserve"> Cruise:</w:t>
+      </w:r>
+    </w:p>
+    <w:p>
+      <w:pPr>
+        <w:shd w:val="clear" w:color="auto" w:fill="FFFFFF"/>
+        <w:spacing w:after="0" w:line="240" w:lineRule="auto"/>
+        <w:rPr>
+          <w:rFonts w:ascii="Arial" w:eastAsia="Times New Roman" w:hAnsi="Arial" w:cs="Arial"/>
+          <w:color w:val="000000" w:themeColor="text1"/>
+          <w:lang w:eastAsia="en-IN"/>
+        </w:rPr>
+      </w:pPr>
+      <w:r>
+        <w:rPr>
+          <w:rFonts w:ascii="Arial" w:eastAsia="Times New Roman" w:hAnsi="Arial" w:cs="Arial"/>
+          <w:color w:val="000000" w:themeColor="text1"/>
+          <w:lang w:eastAsia="en-IN"/>
+        </w:rPr>
+        <w:t xml:space="preserve">Hanoi – Army Hotel (Superior) </w:t>
+      </w:r>
+    </w:p>
+    <w:p>
+      <w:pPr>
+        <w:shd w:val="clear" w:color="auto" w:fill="FFFFFF"/>
+        <w:spacing w:after="0" w:line="240" w:lineRule="auto"/>
+        <w:rPr>
+          <w:rFonts w:ascii="Arial" w:eastAsia="Times New Roman" w:hAnsi="Arial" w:cs="Arial"/>
+          <w:color w:val="000000" w:themeColor="text1"/>
+          <w:lang w:eastAsia="en-IN"/>
+        </w:rPr>
+      </w:pPr>
+      <w:proofErr w:type="spellStart"/>
+      <w:r>
+        <w:rPr>
+          <w:rFonts w:ascii="Arial" w:eastAsia="Times New Roman" w:hAnsi="Arial" w:cs="Arial"/>
+          <w:color w:val="000000" w:themeColor="text1"/>
+          <w:lang w:eastAsia="en-IN"/>
+        </w:rPr>
+        <w:t>Halong</w:t>
+      </w:r>
+      <w:proofErr w:type="spellEnd"/>
+      <w:r>
+        <w:rPr>
+          <w:rFonts w:ascii="Arial" w:eastAsia="Times New Roman" w:hAnsi="Arial" w:cs="Arial"/>
+          <w:color w:val="000000" w:themeColor="text1"/>
+          <w:lang w:eastAsia="en-IN"/>
+        </w:rPr>
+        <w:t xml:space="preserve"> Bay – Aqua of the Sea Cruise 5</w:t>
+      </w:r>
+      <w:r>
+        <w:rPr>
+          <w:rFonts w:ascii="Segoe UI Symbol" w:eastAsia="Times New Roman" w:hAnsi="Segoe UI Symbol" w:cs="Segoe UI Symbol"/>
+          <w:color w:val="000000" w:themeColor="text1"/>
+          <w:lang w:eastAsia="en-IN"/>
+        </w:rPr>
+        <w:t>★</w:t>
+      </w:r>
+      <w:r>
+        <w:rPr>
+          <w:rFonts w:ascii="Arial" w:eastAsia="Times New Roman" w:hAnsi="Arial" w:cs="Arial"/>
+          <w:color w:val="000000" w:themeColor="text1"/>
+          <w:lang w:eastAsia="en-IN"/>
+        </w:rPr>
+        <w:t xml:space="preserve"> (Junior Suite) </w:t>
+      </w:r>
+    </w:p>
+    <w:p>
+      <w:pPr>
+        <w:shd w:val="clear" w:color="auto" w:fill="FFFFFF"/>
+        <w:spacing w:after="0" w:line="240" w:lineRule="auto"/>
+        <w:rPr>
+          <w:rFonts w:ascii="Arial" w:eastAsia="Times New Roman" w:hAnsi="Arial" w:cs="Arial"/>
+          <w:color w:val="000000" w:themeColor="text1"/>
+          <w:lang w:eastAsia="en-IN"/>
+        </w:rPr>
+      </w:pPr>
+      <w:r>
+        <w:rPr>
+          <w:rFonts w:ascii="Arial" w:eastAsia="Times New Roman" w:hAnsi="Arial" w:cs="Arial"/>
+          <w:color w:val="000000" w:themeColor="text1"/>
+          <w:lang w:eastAsia="en-IN"/>
+        </w:rPr>
+        <w:t xml:space="preserve">Da Nang – Eden Ocean View (Deluxe) </w:t>
+      </w:r>
+    </w:p>
+    <w:p>
+      <w:pPr>
+        <w:shd w:val="clear" w:color="auto" w:fill="FFFFFF"/>
+        <w:spacing w:after="0" w:line="240" w:lineRule="auto"/>
+        <w:rPr>
+          <w:rFonts w:ascii="Arial" w:eastAsia="Times New Roman" w:hAnsi="Arial" w:cs="Arial"/>
+          <w:color w:val="000000" w:themeColor="text1"/>
+          <w:lang w:eastAsia="en-IN"/>
+        </w:rPr>
+      </w:pPr>
+      <w:proofErr w:type="spellStart"/>
+      <w:r>
+        <w:rPr>
+          <w:rFonts w:ascii="Arial" w:eastAsia="Times New Roman" w:hAnsi="Arial" w:cs="Arial"/>
+          <w:color w:val="000000" w:themeColor="text1"/>
+          <w:lang w:eastAsia="en-IN"/>
+        </w:rPr>
+        <w:t>Nha</w:t>
+      </w:r>
+      <w:proofErr w:type="spellEnd"/>
+      <w:r>
+        <w:rPr>
+          <w:rFonts w:ascii="Arial" w:eastAsia="Times New Roman" w:hAnsi="Arial" w:cs="Arial"/>
+          <w:color w:val="000000" w:themeColor="text1"/>
+          <w:lang w:eastAsia="en-IN"/>
+        </w:rPr>
+        <w:t xml:space="preserve"> Trang – Le Charm (Deluxe) </w:t>
+      </w:r>
+    </w:p>
+    <w:p>
+      <w:pPr>
+        <w:shd w:val="clear" w:color="auto" w:fill="FFFFFF"/>
+        <w:spacing w:after="0" w:line="240" w:lineRule="auto"/>
+        <w:rPr>
+          <w:rFonts w:ascii="Arial" w:eastAsia="Times New Roman" w:hAnsi="Arial" w:cs="Arial"/>
+          <w:color w:val="000000" w:themeColor="text1"/>
+          <w:lang w:eastAsia="en-IN"/>
+        </w:rPr>
+      </w:pPr>
+      <w:r>
+        <w:rPr>
+          <w:rFonts w:ascii="Arial" w:eastAsia="Times New Roman" w:hAnsi="Arial" w:cs="Arial"/>
+          <w:color w:val="000000" w:themeColor="text1"/>
+          <w:lang w:eastAsia="en-IN"/>
+        </w:rPr>
+        <w:t xml:space="preserve">Ho Chi Minh – Harmony Saigon (Deluxe) </w:t>
+      </w:r>
+    </w:p>
+    <w:p>
+      <w:pPr>
+        <w:shd w:val="clear" w:color="auto" w:fill="FFFFFF"/>
+        <w:spacing w:after="0" w:line="240" w:lineRule="auto"/>
+        <w:rPr>
+          <w:rFonts w:ascii="Arial" w:eastAsia="Times New Roman" w:hAnsi="Arial" w:cs="Arial"/>
+          <w:color w:val="000000" w:themeColor="text1"/>
+          <w:lang w:eastAsia="en-IN"/>
+        </w:rPr>
+      </w:pPr>
+      <w:r>
+        <w:rPr>
+          <w:rFonts w:ascii="Arial" w:eastAsia="Times New Roman" w:hAnsi="Arial" w:cs="Arial"/>
+          <w:color w:val="000000" w:themeColor="text1"/>
+          <w:lang w:eastAsia="en-IN"/>
+        </w:rPr>
+        <w:pict w14:anchorId="2722BBDA">
+          <v:rect id="_x0000_i1028" style="width:0;height:1.5pt" o:hralign="center" o:hrstd="t" o:hr="t" fillcolor="#a0a0a0" stroked="f"/>
+        </w:pict>
+      </w:r>
+    </w:p>
+    <w:p>
+      <w:pPr>
+        <w:shd w:val="clear" w:color="auto" w:fill="FFFFFF"/>
+        <w:spacing w:after="0" w:line="240" w:lineRule="auto"/>
+        <w:rPr>
+          <w:rFonts w:ascii="Arial" w:eastAsia="Times New Roman" w:hAnsi="Arial" w:cs="Arial"/>
+          <w:b/>
+          <w:bCs/>
+          <w:color w:val="000000" w:themeColor="text1"/>
+          <w:lang w:eastAsia="en-IN"/>
+        </w:rPr>
+      </w:pPr>
+      <w:r>
+        <w:rPr>
+          <w:rFonts w:ascii="Arial" w:eastAsia="Times New Roman" w:hAnsi="Arial" w:cs="Arial"/>
+          <w:b/>
+          <w:bCs/>
+          <w:color w:val="000000" w:themeColor="text1"/>
+          <w:lang w:eastAsia="en-IN"/>
+        </w:rPr>
         <w:t>Itinerary (Day-wise):</w:t>
       </w:r>
     </w:p>
@@ -886,7 +829,7 @@
           <w:lang w:eastAsia="en-IN"/>
         </w:rPr>
         <w:pict w14:anchorId="7A8D63D9">
-          <v:rect id="_x0000_i1028" style="width:0;height:1.5pt" o:hralign="center" o:hrstd="t" o:hr="t" fillcolor="#a0a0a0" stroked="f"/>
+          <v:rect id="_x0000_i1029" style="width:0;height:1.5pt" o:hralign="center" o:hrstd="t" o:hr="t" fillcolor="#a0a0a0" stroked="f"/>
         </w:pict>
       </w:r>
     </w:p>
@@ -985,7 +928,7 @@
           <w:lang w:eastAsia="en-IN"/>
         </w:rPr>
         <w:pict w14:anchorId="1D3C6AE1">
-          <v:rect id="_x0000_i1029" style="width:0;height:1.5pt" o:hralign="center" o:hrstd="t" o:hr="t" fillcolor="#a0a0a0" stroked="f"/>
+          <v:rect id="_x0000_i1030" style="width:0;height:1.5pt" o:hralign="center" o:hrstd="t" o:hr="t" fillcolor="#a0a0a0" stroked="f"/>
         </w:pict>
       </w:r>
     </w:p>
@@ -1068,7 +1011,7 @@
           <w:lang w:eastAsia="en-IN"/>
         </w:rPr>
         <w:pict w14:anchorId="31DCF4B5">
-          <v:rect id="_x0000_i1030" style="width:0;height:1.5pt" o:hralign="center" o:hrstd="t" o:hr="t" fillcolor="#a0a0a0" stroked="f"/>
+          <v:rect id="_x0000_i1031" style="width:0;height:1.5pt" o:hralign="center" o:hrstd="t" o:hr="t" fillcolor="#a0a0a0" stroked="f"/>
         </w:pict>
       </w:r>
     </w:p>
@@ -1151,7 +1094,7 @@
           <w:lang w:eastAsia="en-IN"/>
         </w:rPr>
         <w:pict w14:anchorId="04A49BB9">
-          <v:rect id="_x0000_i1031" style="width:0;height:1.5pt" o:hralign="center" o:hrstd="t" o:hr="t" fillcolor="#a0a0a0" stroked="f"/>
+          <v:rect id="_x0000_i1032" style="width:0;height:1.5pt" o:hralign="center" o:hrstd="t" o:hr="t" fillcolor="#a0a0a0" stroked="f"/>
         </w:pict>
       </w:r>
     </w:p>
@@ -1204,25 +1147,7 @@
           <w:lang w:eastAsia="en-IN"/>
         </w:rPr>
         <w:br/>
-        <w:t xml:space="preserve">Visit Cam Thanh Coconut Village with basket boat ride. Explore Hoi </w:t>
-      </w:r>
-      <w:proofErr w:type="gramStart"/>
-      <w:r>
-        <w:rPr>
-          <w:rFonts w:ascii="Arial" w:eastAsia="Times New Roman" w:hAnsi="Arial" w:cs="Arial"/>
-          <w:color w:val="000000" w:themeColor="text1"/>
-          <w:lang w:eastAsia="en-IN"/>
-        </w:rPr>
-        <w:t>An</w:t>
-      </w:r>
-      <w:proofErr w:type="gramEnd"/>
-      <w:r>
-        <w:rPr>
-          <w:rFonts w:ascii="Arial" w:eastAsia="Times New Roman" w:hAnsi="Arial" w:cs="Arial"/>
-          <w:color w:val="000000" w:themeColor="text1"/>
-          <w:lang w:eastAsia="en-IN"/>
-        </w:rPr>
-        <w:t xml:space="preserve"> Ancient Town, Japanese Covered Bridge, and local markets. Enjoy lantern boat ride. Overnight stay in Da Nang. </w:t>
+        <w:t xml:space="preserve">Visit Cam Thanh Coconut Village with basket boat ride. Explore Hoi An Ancient Town, Japanese Covered Bridge, and local markets. Enjoy lantern boat ride. Overnight stay in Da Nang. </w:t>
       </w:r>
       <w:r>
         <w:rPr>
@@ -1252,7 +1177,7 @@
           <w:lang w:eastAsia="en-IN"/>
         </w:rPr>
         <w:pict w14:anchorId="39F6C520">
-          <v:rect id="_x0000_i1032" style="width:0;height:1.5pt" o:hralign="center" o:hrstd="t" o:hr="t" fillcolor="#a0a0a0" stroked="f"/>
+          <v:rect id="_x0000_i1033" style="width:0;height:1.5pt" o:hralign="center" o:hrstd="t" o:hr="t" fillcolor="#a0a0a0" stroked="f"/>
         </w:pict>
       </w:r>
     </w:p>
@@ -1336,7 +1261,7 @@
           <w:lang w:eastAsia="en-IN"/>
         </w:rPr>
         <w:pict w14:anchorId="4AF529F3">
-          <v:rect id="_x0000_i1033" style="width:0;height:1.5pt" o:hralign="center" o:hrstd="t" o:hr="t" fillcolor="#a0a0a0" stroked="f"/>
+          <v:rect id="_x0000_i1034" style="width:0;height:1.5pt" o:hralign="center" o:hrstd="t" o:hr="t" fillcolor="#a0a0a0" stroked="f"/>
         </w:pict>
       </w:r>
     </w:p>
@@ -1425,25 +1350,7 @@
           <w:color w:val="000000" w:themeColor="text1"/>
           <w:lang w:eastAsia="en-IN"/>
         </w:rPr>
-        <w:t xml:space="preserve"> </w:t>
-      </w:r>
-      <w:proofErr w:type="spellStart"/>
-      <w:r>
-        <w:rPr>
-          <w:rFonts w:ascii="Arial" w:eastAsia="Times New Roman" w:hAnsi="Arial" w:cs="Arial"/>
-          <w:color w:val="000000" w:themeColor="text1"/>
-          <w:lang w:eastAsia="en-IN"/>
-        </w:rPr>
-        <w:t>Trang</w:t>
-      </w:r>
-      <w:proofErr w:type="spellEnd"/>
-      <w:r>
-        <w:rPr>
-          <w:rFonts w:ascii="Arial" w:eastAsia="Times New Roman" w:hAnsi="Arial" w:cs="Arial"/>
-          <w:color w:val="000000" w:themeColor="text1"/>
-          <w:lang w:eastAsia="en-IN"/>
-        </w:rPr>
-        <w:t xml:space="preserve"> on Hon Tre Island via cable car. Enjoy rides, entertainment, and scenic views. Overnight stay. </w:t>
+        <w:t xml:space="preserve"> Trang on Hon Tre Island via cable car. Enjoy rides, entertainment, and scenic views. Overnight stay. </w:t>
       </w:r>
       <w:r>
         <w:rPr>
@@ -1473,7 +1380,7 @@
           <w:lang w:eastAsia="en-IN"/>
         </w:rPr>
         <w:pict w14:anchorId="3A573A80">
-          <v:rect id="_x0000_i1034" style="width:0;height:1.5pt" o:hralign="center" o:hrstd="t" o:hr="t" fillcolor="#a0a0a0" stroked="f"/>
+          <v:rect id="_x0000_i1035" style="width:0;height:1.5pt" o:hralign="center" o:hrstd="t" o:hr="t" fillcolor="#a0a0a0" stroked="f"/>
         </w:pict>
       </w:r>
     </w:p>
@@ -1556,7 +1463,7 @@
           <w:lang w:eastAsia="en-IN"/>
         </w:rPr>
         <w:pict w14:anchorId="3F6C1791">
-          <v:rect id="_x0000_i1035" style="width:0;height:1.5pt" o:hralign="center" o:hrstd="t" o:hr="t" fillcolor="#a0a0a0" stroked="f"/>
+          <v:rect id="_x0000_i1036" style="width:0;height:1.5pt" o:hralign="center" o:hrstd="t" o:hr="t" fillcolor="#a0a0a0" stroked="f"/>
         </w:pict>
       </w:r>
     </w:p>
@@ -1639,7 +1546,7 @@
           <w:lang w:eastAsia="en-IN"/>
         </w:rPr>
         <w:pict w14:anchorId="30D0F210">
-          <v:rect id="_x0000_i1036" style="width:0;height:1.5pt" o:hralign="center" o:hrstd="t" o:hr="t" fillcolor="#a0a0a0" stroked="f"/>
+          <v:rect id="_x0000_i1037" style="width:0;height:1.5pt" o:hralign="center" o:hrstd="t" o:hr="t" fillcolor="#a0a0a0" stroked="f"/>
         </w:pict>
       </w:r>
     </w:p>
@@ -1724,7 +1631,7 @@
           <w:lang w:eastAsia="en-IN"/>
         </w:rPr>
         <w:pict w14:anchorId="00DC38DD">
-          <v:rect id="_x0000_i1037" style="width:0;height:1.5pt" o:hralign="center" o:hrstd="t" o:hr="t" fillcolor="#a0a0a0" stroked="f"/>
+          <v:rect id="_x0000_i1038" style="width:0;height:1.5pt" o:hralign="center" o:hrstd="t" o:hr="t" fillcolor="#a0a0a0" stroked="f"/>
         </w:pict>
       </w:r>
       <w:r>
@@ -1780,8 +1687,6 @@
         </w:rPr>
         <w:t>04</w:t>
       </w:r>
-      <w:bookmarkStart w:id="0" w:name="_GoBack"/>
-      <w:bookmarkEnd w:id="0"/>
       <w:r>
         <w:rPr>
           <w:rFonts w:ascii="Arial" w:eastAsia="Times New Roman" w:hAnsi="Arial" w:cs="Arial"/>
@@ -1950,7 +1855,7 @@
           <w:lang w:eastAsia="en-IN"/>
         </w:rPr>
         <w:pict w14:anchorId="578B1FCC">
-          <v:rect id="_x0000_i1038" style="width:0;height:1.5pt" o:hralign="center" o:hrstd="t" o:hr="t" fillcolor="#a0a0a0" stroked="f"/>
+          <v:rect id="_x0000_i1039" style="width:0;height:1.5pt" o:hralign="center" o:hrstd="t" o:hr="t" fillcolor="#a0a0a0" stroked="f"/>
         </w:pict>
       </w:r>
     </w:p>
@@ -2196,7 +2101,7 @@
           <w:lang w:eastAsia="en-IN"/>
         </w:rPr>
         <w:pict w14:anchorId="0F4FB013">
-          <v:rect id="_x0000_i1039" style="width:0;height:1.5pt" o:hralign="center" o:hrstd="t" o:hr="t" fillcolor="#a0a0a0" stroked="f"/>
+          <v:rect id="_x0000_i1040" style="width:0;height:1.5pt" o:hralign="center" o:hrstd="t" o:hr="t" fillcolor="#a0a0a0" stroked="f"/>
         </w:pict>
       </w:r>
     </w:p>
@@ -2355,7 +2260,7 @@
           <w:lang w:eastAsia="en-IN"/>
         </w:rPr>
         <w:pict w14:anchorId="7F229001">
-          <v:rect id="_x0000_i1040" style="width:0;height:1.5pt" o:hralign="center" o:hrstd="t" o:hr="t" fillcolor="#a0a0a0" stroked="f"/>
+          <v:rect id="_x0000_i1041" style="width:0;height:1.5pt" o:hralign="center" o:hrstd="t" o:hr="t" fillcolor="#a0a0a0" stroked="f"/>
         </w:pict>
       </w:r>
     </w:p>
@@ -2437,7 +2342,7 @@
 </file>
 
 <file path=word/endnotes.xml><?xml version="1.0" encoding="utf-8"?>
-<w:endnotes xmlns:wpc="http://schemas.microsoft.com/office/word/2010/wordprocessingCanvas" xmlns:mc="http://schemas.openxmlformats.org/markup-compatibility/2006" xmlns:o="urn:schemas-microsoft-com:office:office" xmlns:r="http://schemas.openxmlformats.org/officeDocument/2006/relationships" xmlns:m="http://schemas.openxmlformats.org/officeDocument/2006/math" xmlns:v="urn:schemas-microsoft-com:vml" xmlns:wp14="http://schemas.microsoft.com/office/word/2010/wordprocessingDrawing" xmlns:wp="http://schemas.openxmlformats.org/drawingml/2006/wordprocessingDrawing" xmlns:w10="urn:schemas-microsoft-com:office:word" xmlns:w="http://schemas.openxmlformats.org/wordprocessingml/2006/main" xmlns:w14="http://schemas.microsoft.com/office/word/2010/wordml" xmlns:w15="http://schemas.microsoft.com/office/word/2012/wordml" xmlns:wpg="http://schemas.microsoft.com/office/word/2010/wordprocessingGroup" xmlns:wpi="http://schemas.microsoft.com/office/word/2010/wordprocessingInk" xmlns:wne="http://schemas.microsoft.com/office/word/2006/wordml" xmlns:wps="http://schemas.microsoft.com/office/word/2010/wordprocessingShape" mc:Ignorable="w14 w15 wp14">
+<w:endnotes xmlns:wpc="http://schemas.microsoft.com/office/word/2010/wordprocessingCanvas" xmlns:cx="http://schemas.microsoft.com/office/drawing/2014/chartex" xmlns:cx1="http://schemas.microsoft.com/office/drawing/2015/9/8/chartex" xmlns:cx2="http://schemas.microsoft.com/office/drawing/2015/10/21/chartex" xmlns:cx3="http://schemas.microsoft.com/office/drawing/2016/5/9/chartex" xmlns:cx4="http://schemas.microsoft.com/office/drawing/2016/5/10/chartex" xmlns:cx5="http://schemas.microsoft.com/office/drawing/2016/5/11/chartex" xmlns:cx6="http://schemas.microsoft.com/office/drawing/2016/5/12/chartex" xmlns:cx7="http://schemas.microsoft.com/office/drawing/2016/5/13/chartex" xmlns:cx8="http://schemas.microsoft.com/office/drawing/2016/5/14/chartex" xmlns:mc="http://schemas.openxmlformats.org/markup-compatibility/2006" xmlns:aink="http://schemas.microsoft.com/office/drawing/2016/ink" xmlns:am3d="http://schemas.microsoft.com/office/drawing/2017/model3d" xmlns:o="urn:schemas-microsoft-com:office:office" xmlns:r="http://schemas.openxmlformats.org/officeDocument/2006/relationships" xmlns:m="http://schemas.openxmlformats.org/officeDocument/2006/math" xmlns:v="urn:schemas-microsoft-com:vml" xmlns:wp14="http://schemas.microsoft.com/office/word/2010/wordprocessingDrawing" xmlns:wp="http://schemas.openxmlformats.org/drawingml/2006/wordprocessingDrawing" xmlns:w10="urn:schemas-microsoft-com:office:word" xmlns:w="http://schemas.openxmlformats.org/wordprocessingml/2006/main" xmlns:w14="http://schemas.microsoft.com/office/word/2010/wordml" xmlns:w15="http://schemas.microsoft.com/office/word/2012/wordml" xmlns:w16cid="http://schemas.microsoft.com/office/word/2016/wordml/cid" xmlns:w16se="http://schemas.microsoft.com/office/word/2015/wordml/symex" xmlns:wpg="http://schemas.microsoft.com/office/word/2010/wordprocessingGroup" xmlns:wpi="http://schemas.microsoft.com/office/word/2010/wordprocessingInk" xmlns:wne="http://schemas.microsoft.com/office/word/2006/wordml" xmlns:wps="http://schemas.microsoft.com/office/word/2010/wordprocessingShape" mc:Ignorable="w14 w15 w16se w16cid wp14">
   <w:endnote w:type="separator" w:id="-1">
     <w:p>
       <w:pPr>
@@ -2462,7 +2367,7 @@
 </file>
 
 <file path=word/footer1.xml><?xml version="1.0" encoding="utf-8"?>
-<w:ftr xmlns:wpc="http://schemas.microsoft.com/office/word/2010/wordprocessingCanvas" xmlns:mc="http://schemas.openxmlformats.org/markup-compatibility/2006" xmlns:o="urn:schemas-microsoft-com:office:office" xmlns:r="http://schemas.openxmlformats.org/officeDocument/2006/relationships" xmlns:m="http://schemas.openxmlformats.org/officeDocument/2006/math" xmlns:v="urn:schemas-microsoft-com:vml" xmlns:wp14="http://schemas.microsoft.com/office/word/2010/wordprocessingDrawing" xmlns:wp="http://schemas.openxmlformats.org/drawingml/2006/wordprocessingDrawing" xmlns:w10="urn:schemas-microsoft-com:office:word" xmlns:w="http://schemas.openxmlformats.org/wordprocessingml/2006/main" xmlns:w14="http://schemas.microsoft.com/office/word/2010/wordml" xmlns:w15="http://schemas.microsoft.com/office/word/2012/wordml" xmlns:wpg="http://schemas.microsoft.com/office/word/2010/wordprocessingGroup" xmlns:wpi="http://schemas.microsoft.com/office/word/2010/wordprocessingInk" xmlns:wne="http://schemas.microsoft.com/office/word/2006/wordml" xmlns:wps="http://schemas.microsoft.com/office/word/2010/wordprocessingShape" mc:Ignorable="w14 w15 wp14">
+<w:ftr xmlns:wpc="http://schemas.microsoft.com/office/word/2010/wordprocessingCanvas" xmlns:cx="http://schemas.microsoft.com/office/drawing/2014/chartex" xmlns:cx1="http://schemas.microsoft.com/office/drawing/2015/9/8/chartex" xmlns:cx2="http://schemas.microsoft.com/office/drawing/2015/10/21/chartex" xmlns:cx3="http://schemas.microsoft.com/office/drawing/2016/5/9/chartex" xmlns:cx4="http://schemas.microsoft.com/office/drawing/2016/5/10/chartex" xmlns:cx5="http://schemas.microsoft.com/office/drawing/2016/5/11/chartex" xmlns:cx6="http://schemas.microsoft.com/office/drawing/2016/5/12/chartex" xmlns:cx7="http://schemas.microsoft.com/office/drawing/2016/5/13/chartex" xmlns:cx8="http://schemas.microsoft.com/office/drawing/2016/5/14/chartex" xmlns:mc="http://schemas.openxmlformats.org/markup-compatibility/2006" xmlns:aink="http://schemas.microsoft.com/office/drawing/2016/ink" xmlns:am3d="http://schemas.microsoft.com/office/drawing/2017/model3d" xmlns:o="urn:schemas-microsoft-com:office:office" xmlns:r="http://schemas.openxmlformats.org/officeDocument/2006/relationships" xmlns:m="http://schemas.openxmlformats.org/officeDocument/2006/math" xmlns:v="urn:schemas-microsoft-com:vml" xmlns:wp14="http://schemas.microsoft.com/office/word/2010/wordprocessingDrawing" xmlns:wp="http://schemas.openxmlformats.org/drawingml/2006/wordprocessingDrawing" xmlns:w10="urn:schemas-microsoft-com:office:word" xmlns:w="http://schemas.openxmlformats.org/wordprocessingml/2006/main" xmlns:w14="http://schemas.microsoft.com/office/word/2010/wordml" xmlns:w15="http://schemas.microsoft.com/office/word/2012/wordml" xmlns:w16cid="http://schemas.microsoft.com/office/word/2016/wordml/cid" xmlns:w16se="http://schemas.microsoft.com/office/word/2015/wordml/symex" xmlns:wpg="http://schemas.microsoft.com/office/word/2010/wordprocessingGroup" xmlns:wpi="http://schemas.microsoft.com/office/word/2010/wordprocessingInk" xmlns:wne="http://schemas.microsoft.com/office/word/2006/wordml" xmlns:wps="http://schemas.microsoft.com/office/word/2010/wordprocessingShape" mc:Ignorable="w14 w15 w16se w16cid wp14">
   <w:p>
     <w:pPr>
       <w:pStyle w:val="Footer"/>
@@ -2556,7 +2461,7 @@
 </file>
 
 <file path=word/footnotes.xml><?xml version="1.0" encoding="utf-8"?>
-<w:footnotes xmlns:wpc="http://schemas.microsoft.com/office/word/2010/wordprocessingCanvas" xmlns:mc="http://schemas.openxmlformats.org/markup-compatibility/2006" xmlns:o="urn:schemas-microsoft-com:office:office" xmlns:r="http://schemas.openxmlformats.org/officeDocument/2006/relationships" xmlns:m="http://schemas.openxmlformats.org/officeDocument/2006/math" xmlns:v="urn:schemas-microsoft-com:vml" xmlns:wp14="http://schemas.microsoft.com/office/word/2010/wordprocessingDrawing" xmlns:wp="http://schemas.openxmlformats.org/drawingml/2006/wordprocessingDrawing" xmlns:w10="urn:schemas-microsoft-com:office:word" xmlns:w="http://schemas.openxmlformats.org/wordprocessingml/2006/main" xmlns:w14="http://schemas.microsoft.com/office/word/2010/wordml" xmlns:w15="http://schemas.microsoft.com/office/word/2012/wordml" xmlns:wpg="http://schemas.microsoft.com/office/word/2010/wordprocessingGroup" xmlns:wpi="http://schemas.microsoft.com/office/word/2010/wordprocessingInk" xmlns:wne="http://schemas.microsoft.com/office/word/2006/wordml" xmlns:wps="http://schemas.microsoft.com/office/word/2010/wordprocessingShape" mc:Ignorable="w14 w15 wp14">
+<w:footnotes xmlns:wpc="http://schemas.microsoft.com/office/word/2010/wordprocessingCanvas" xmlns:cx="http://schemas.microsoft.com/office/drawing/2014/chartex" xmlns:cx1="http://schemas.microsoft.com/office/drawing/2015/9/8/chartex" xmlns:cx2="http://schemas.microsoft.com/office/drawing/2015/10/21/chartex" xmlns:cx3="http://schemas.microsoft.com/office/drawing/2016/5/9/chartex" xmlns:cx4="http://schemas.microsoft.com/office/drawing/2016/5/10/chartex" xmlns:cx5="http://schemas.microsoft.com/office/drawing/2016/5/11/chartex" xmlns:cx6="http://schemas.microsoft.com/office/drawing/2016/5/12/chartex" xmlns:cx7="http://schemas.microsoft.com/office/drawing/2016/5/13/chartex" xmlns:cx8="http://schemas.microsoft.com/office/drawing/2016/5/14/chartex" xmlns:mc="http://schemas.openxmlformats.org/markup-compatibility/2006" xmlns:aink="http://schemas.microsoft.com/office/drawing/2016/ink" xmlns:am3d="http://schemas.microsoft.com/office/drawing/2017/model3d" xmlns:o="urn:schemas-microsoft-com:office:office" xmlns:r="http://schemas.openxmlformats.org/officeDocument/2006/relationships" xmlns:m="http://schemas.openxmlformats.org/officeDocument/2006/math" xmlns:v="urn:schemas-microsoft-com:vml" xmlns:wp14="http://schemas.microsoft.com/office/word/2010/wordprocessingDrawing" xmlns:wp="http://schemas.openxmlformats.org/drawingml/2006/wordprocessingDrawing" xmlns:w10="urn:schemas-microsoft-com:office:word" xmlns:w="http://schemas.openxmlformats.org/wordprocessingml/2006/main" xmlns:w14="http://schemas.microsoft.com/office/word/2010/wordml" xmlns:w15="http://schemas.microsoft.com/office/word/2012/wordml" xmlns:w16cid="http://schemas.microsoft.com/office/word/2016/wordml/cid" xmlns:w16se="http://schemas.microsoft.com/office/word/2015/wordml/symex" xmlns:wpg="http://schemas.microsoft.com/office/word/2010/wordprocessingGroup" xmlns:wpi="http://schemas.microsoft.com/office/word/2010/wordprocessingInk" xmlns:wne="http://schemas.microsoft.com/office/word/2006/wordml" xmlns:wps="http://schemas.microsoft.com/office/word/2010/wordprocessingShape" mc:Ignorable="w14 w15 w16se w16cid wp14">
   <w:footnote w:type="separator" w:id="-1">
     <w:p>
       <w:pPr>
@@ -2581,7 +2486,7 @@
 </file>
 
 <file path=word/header1.xml><?xml version="1.0" encoding="utf-8"?>
-<w:hdr xmlns:wpc="http://schemas.microsoft.com/office/word/2010/wordprocessingCanvas" xmlns:mc="http://schemas.openxmlformats.org/markup-compatibility/2006" xmlns:o="urn:schemas-microsoft-com:office:office" xmlns:r="http://schemas.openxmlformats.org/officeDocument/2006/relationships" xmlns:m="http://schemas.openxmlformats.org/officeDocument/2006/math" xmlns:v="urn:schemas-microsoft-com:vml" xmlns:wp14="http://schemas.microsoft.com/office/word/2010/wordprocessingDrawing" xmlns:wp="http://schemas.openxmlformats.org/drawingml/2006/wordprocessingDrawing" xmlns:w10="urn:schemas-microsoft-com:office:word" xmlns:w="http://schemas.openxmlformats.org/wordprocessingml/2006/main" xmlns:w14="http://schemas.microsoft.com/office/word/2010/wordml" xmlns:w15="http://schemas.microsoft.com/office/word/2012/wordml" xmlns:wpg="http://schemas.microsoft.com/office/word/2010/wordprocessingGroup" xmlns:wpi="http://schemas.microsoft.com/office/word/2010/wordprocessingInk" xmlns:wne="http://schemas.microsoft.com/office/word/2006/wordml" xmlns:wps="http://schemas.microsoft.com/office/word/2010/wordprocessingShape" mc:Ignorable="w14 w15 wp14">
+<w:hdr xmlns:wpc="http://schemas.microsoft.com/office/word/2010/wordprocessingCanvas" xmlns:cx="http://schemas.microsoft.com/office/drawing/2014/chartex" xmlns:cx1="http://schemas.microsoft.com/office/drawing/2015/9/8/chartex" xmlns:cx2="http://schemas.microsoft.com/office/drawing/2015/10/21/chartex" xmlns:cx3="http://schemas.microsoft.com/office/drawing/2016/5/9/chartex" xmlns:cx4="http://schemas.microsoft.com/office/drawing/2016/5/10/chartex" xmlns:cx5="http://schemas.microsoft.com/office/drawing/2016/5/11/chartex" xmlns:cx6="http://schemas.microsoft.com/office/drawing/2016/5/12/chartex" xmlns:cx7="http://schemas.microsoft.com/office/drawing/2016/5/13/chartex" xmlns:cx8="http://schemas.microsoft.com/office/drawing/2016/5/14/chartex" xmlns:mc="http://schemas.openxmlformats.org/markup-compatibility/2006" xmlns:aink="http://schemas.microsoft.com/office/drawing/2016/ink" xmlns:am3d="http://schemas.microsoft.com/office/drawing/2017/model3d" xmlns:o="urn:schemas-microsoft-com:office:office" xmlns:r="http://schemas.openxmlformats.org/officeDocument/2006/relationships" xmlns:m="http://schemas.openxmlformats.org/officeDocument/2006/math" xmlns:v="urn:schemas-microsoft-com:vml" xmlns:wp14="http://schemas.microsoft.com/office/word/2010/wordprocessingDrawing" xmlns:wp="http://schemas.openxmlformats.org/drawingml/2006/wordprocessingDrawing" xmlns:w10="urn:schemas-microsoft-com:office:word" xmlns:w="http://schemas.openxmlformats.org/wordprocessingml/2006/main" xmlns:w14="http://schemas.microsoft.com/office/word/2010/wordml" xmlns:w15="http://schemas.microsoft.com/office/word/2012/wordml" xmlns:w16cid="http://schemas.microsoft.com/office/word/2016/wordml/cid" xmlns:w16se="http://schemas.microsoft.com/office/word/2015/wordml/symex" xmlns:wpg="http://schemas.microsoft.com/office/word/2010/wordprocessingGroup" xmlns:wpi="http://schemas.microsoft.com/office/word/2010/wordprocessingInk" xmlns:wne="http://schemas.microsoft.com/office/word/2006/wordml" xmlns:wps="http://schemas.microsoft.com/office/word/2010/wordprocessingShape" mc:Ignorable="w14 w15 w16se w16cid wp14">
   <w:p>
     <w:pPr>
       <w:pStyle w:val="BodyText"/>
@@ -2641,8 +2546,13 @@
 </file>
 
 <file path=word/numbering.xml><?xml version="1.0" encoding="utf-8"?>
-<w:numbering xmlns:wpc="http://schemas.microsoft.com/office/word/2010/wordprocessingCanvas" xmlns:mc="http://schemas.openxmlformats.org/markup-compatibility/2006" xmlns:o="urn:schemas-microsoft-com:office:office" xmlns:r="http://schemas.openxmlformats.org/officeDocument/2006/relationships" xmlns:m="http://schemas.openxmlformats.org/officeDocument/2006/math" xmlns:v="urn:schemas-microsoft-com:vml" xmlns:wp14="http://schemas.microsoft.com/office/word/2010/wordprocessingDrawing" xmlns:wp="http://schemas.openxmlformats.org/drawingml/2006/wordprocessingDrawing" xmlns:w10="urn:schemas-microsoft-com:office:word" xmlns:w="http://schemas.openxmlformats.org/wordprocessingml/2006/main" xmlns:w14="http://schemas.microsoft.com/office/word/2010/wordml" xmlns:w15="http://schemas.microsoft.com/office/word/2012/wordml" xmlns:wpg="http://schemas.microsoft.com/office/word/2010/wordprocessingGroup" xmlns:wpi="http://schemas.microsoft.com/office/word/2010/wordprocessingInk" xmlns:wne="http://schemas.microsoft.com/office/word/2006/wordml" xmlns:wps="http://schemas.microsoft.com/office/word/2010/wordprocessingShape" mc:Ignorable="w14 w15 wp14">
-  <w:abstractNum w:abstractNumId="0">
+<w:numbering xmlns:wpc="http://schemas.microsoft.com/office/word/2010/wordprocessingCanvas" xmlns:cx="http://schemas.microsoft.com/office/drawing/2014/chartex" xmlns:cx1="http://schemas.microsoft.com/office/drawing/2015/9/8/chartex" xmlns:cx2="http://schemas.microsoft.com/office/drawing/2015/10/21/chartex" xmlns:cx3="http://schemas.microsoft.com/office/drawing/2016/5/9/chartex" xmlns:cx4="http://schemas.microsoft.com/office/drawing/2016/5/10/chartex" xmlns:cx5="http://schemas.microsoft.com/office/drawing/2016/5/11/chartex" xmlns:cx6="http://schemas.microsoft.com/office/drawing/2016/5/12/chartex" xmlns:cx7="http://schemas.microsoft.com/office/drawing/2016/5/13/chartex" xmlns:cx8="http://schemas.microsoft.com/office/drawing/2016/5/14/chartex" xmlns:mc="http://schemas.openxmlformats.org/markup-compatibility/2006" xmlns:aink="http://schemas.microsoft.com/office/drawing/2016/ink" xmlns:am3d="http://schemas.microsoft.com/office/drawing/2017/model3d" xmlns:o="urn:schemas-microsoft-com:office:office" xmlns:r="http://schemas.openxmlformats.org/officeDocument/2006/relationships" xmlns:m="http://schemas.openxmlformats.org/officeDocument/2006/math" xmlns:v="urn:schemas-microsoft-com:vml" xmlns:wp14="http://schemas.microsoft.com/office/word/2010/wordprocessingDrawing" xmlns:wp="http://schemas.openxmlformats.org/drawingml/2006/wordprocessingDrawing" xmlns:w10="urn:schemas-microsoft-com:office:word" xmlns:w="http://schemas.openxmlformats.org/wordprocessingml/2006/main" xmlns:w14="http://schemas.microsoft.com/office/word/2010/wordml" xmlns:w15="http://schemas.microsoft.com/office/word/2012/wordml" xmlns:w16cid="http://schemas.microsoft.com/office/word/2016/wordml/cid" xmlns:w16se="http://schemas.microsoft.com/office/word/2015/wordml/symex" xmlns:wpg="http://schemas.microsoft.com/office/word/2010/wordprocessingGroup" xmlns:wpi="http://schemas.microsoft.com/office/word/2010/wordprocessingInk" xmlns:wne="http://schemas.microsoft.com/office/word/2006/wordml" xmlns:wps="http://schemas.microsoft.com/office/word/2010/wordprocessingShape" mc:Ignorable="w14 w15 w16se w16cid wp14">
+  <w:numPicBullet w:numPicBulletId="0">
+    <w:pict>
+      <v:rect id="_x0000_i1035" style="width:0;height:1.5pt" o:hralign="center" o:bullet="t" o:hrstd="t" o:hr="t" fillcolor="#a0a0a0" stroked="f"/>
+    </w:pict>
+  </w:numPicBullet>
+  <w:abstractNum w:abstractNumId="0" w15:restartNumberingAfterBreak="0">
     <w:nsid w:val="0C652790"/>
     <w:multiLevelType w:val="hybridMultilevel"/>
     <w:tmpl w:val="D8E210C4"/>
@@ -2756,7 +2666,7 @@
       </w:rPr>
     </w:lvl>
   </w:abstractNum>
-  <w:abstractNum w:abstractNumId="1">
+  <w:abstractNum w:abstractNumId="1" w15:restartNumberingAfterBreak="0">
     <w:nsid w:val="0FED1D44"/>
     <w:multiLevelType w:val="hybridMultilevel"/>
     <w:tmpl w:val="06CAE94A"/>
@@ -2871,7 +2781,7 @@
       </w:rPr>
     </w:lvl>
   </w:abstractNum>
-  <w:abstractNum w:abstractNumId="2">
+  <w:abstractNum w:abstractNumId="2" w15:restartNumberingAfterBreak="0">
     <w:nsid w:val="1A346F34"/>
     <w:multiLevelType w:val="multilevel"/>
     <w:tmpl w:val="FF74AE64"/>
@@ -3020,7 +2930,7 @@
       </w:rPr>
     </w:lvl>
   </w:abstractNum>
-  <w:abstractNum w:abstractNumId="3">
+  <w:abstractNum w:abstractNumId="3" w15:restartNumberingAfterBreak="0">
     <w:nsid w:val="2EA07266"/>
     <w:multiLevelType w:val="multilevel"/>
     <w:tmpl w:val="FD00A2C8"/>
@@ -3169,7 +3079,120 @@
       </w:rPr>
     </w:lvl>
   </w:abstractNum>
-  <w:abstractNum w:abstractNumId="4">
+  <w:abstractNum w:abstractNumId="4" w15:restartNumberingAfterBreak="0">
+    <w:nsid w:val="3AD06E68"/>
+    <w:multiLevelType w:val="hybridMultilevel"/>
+    <w:tmpl w:val="C420787A"/>
+    <w:lvl w:ilvl="0" w:tplc="40090001">
+      <w:start w:val="1"/>
+      <w:numFmt w:val="bullet"/>
+      <w:lvlText w:val=""/>
+      <w:lvlJc w:val="left"/>
+      <w:pPr>
+        <w:ind w:left="720" w:hanging="360"/>
+      </w:pPr>
+      <w:rPr>
+        <w:rFonts w:ascii="Symbol" w:hAnsi="Symbol" w:hint="default"/>
+      </w:rPr>
+    </w:lvl>
+    <w:lvl w:ilvl="1" w:tplc="40090003" w:tentative="1">
+      <w:start w:val="1"/>
+      <w:numFmt w:val="bullet"/>
+      <w:lvlText w:val="o"/>
+      <w:lvlJc w:val="left"/>
+      <w:pPr>
+        <w:ind w:left="1440" w:hanging="360"/>
+      </w:pPr>
+      <w:rPr>
+        <w:rFonts w:ascii="Courier New" w:hAnsi="Courier New" w:cs="Courier New" w:hint="default"/>
+      </w:rPr>
+    </w:lvl>
+    <w:lvl w:ilvl="2" w:tplc="40090005" w:tentative="1">
+      <w:start w:val="1"/>
+      <w:numFmt w:val="bullet"/>
+      <w:lvlText w:val=""/>
+      <w:lvlJc w:val="left"/>
+      <w:pPr>
+        <w:ind w:left="2160" w:hanging="360"/>
+      </w:pPr>
+      <w:rPr>
+        <w:rFonts w:ascii="Wingdings" w:hAnsi="Wingdings" w:hint="default"/>
+      </w:rPr>
+    </w:lvl>
+    <w:lvl w:ilvl="3" w:tplc="40090001" w:tentative="1">
+      <w:start w:val="1"/>
+      <w:numFmt w:val="bullet"/>
+      <w:lvlText w:val=""/>
+      <w:lvlJc w:val="left"/>
+      <w:pPr>
+        <w:ind w:left="2880" w:hanging="360"/>
+      </w:pPr>
+      <w:rPr>
+        <w:rFonts w:ascii="Symbol" w:hAnsi="Symbol" w:hint="default"/>
+      </w:rPr>
+    </w:lvl>
+    <w:lvl w:ilvl="4" w:tplc="40090003" w:tentative="1">
+      <w:start w:val="1"/>
+      <w:numFmt w:val="bullet"/>
+      <w:lvlText w:val="o"/>
+      <w:lvlJc w:val="left"/>
+      <w:pPr>
+        <w:ind w:left="3600" w:hanging="360"/>
+      </w:pPr>
+      <w:rPr>
+        <w:rFonts w:ascii="Courier New" w:hAnsi="Courier New" w:cs="Courier New" w:hint="default"/>
+      </w:rPr>
+    </w:lvl>
+    <w:lvl w:ilvl="5" w:tplc="40090005" w:tentative="1">
+      <w:start w:val="1"/>
+      <w:numFmt w:val="bullet"/>
+      <w:lvlText w:val=""/>
+      <w:lvlJc w:val="left"/>
+      <w:pPr>
+        <w:ind w:left="4320" w:hanging="360"/>
+      </w:pPr>
+      <w:rPr>
+        <w:rFonts w:ascii="Wingdings" w:hAnsi="Wingdings" w:hint="default"/>
+      </w:rPr>
+    </w:lvl>
+    <w:lvl w:ilvl="6" w:tplc="40090001" w:tentative="1">
+      <w:start w:val="1"/>
+      <w:numFmt w:val="bullet"/>
+      <w:lvlText w:val=""/>
+      <w:lvlJc w:val="left"/>
+      <w:pPr>
+        <w:ind w:left="5040" w:hanging="360"/>
+      </w:pPr>
+      <w:rPr>
+        <w:rFonts w:ascii="Symbol" w:hAnsi="Symbol" w:hint="default"/>
+      </w:rPr>
+    </w:lvl>
+    <w:lvl w:ilvl="7" w:tplc="40090003" w:tentative="1">
+      <w:start w:val="1"/>
+      <w:numFmt w:val="bullet"/>
+      <w:lvlText w:val="o"/>
+      <w:lvlJc w:val="left"/>
+      <w:pPr>
+        <w:ind w:left="5760" w:hanging="360"/>
+      </w:pPr>
+      <w:rPr>
+        <w:rFonts w:ascii="Courier New" w:hAnsi="Courier New" w:cs="Courier New" w:hint="default"/>
+      </w:rPr>
+    </w:lvl>
+    <w:lvl w:ilvl="8" w:tplc="40090005" w:tentative="1">
+      <w:start w:val="1"/>
+      <w:numFmt w:val="bullet"/>
+      <w:lvlText w:val=""/>
+      <w:lvlJc w:val="left"/>
+      <w:pPr>
+        <w:ind w:left="6480" w:hanging="360"/>
+      </w:pPr>
+      <w:rPr>
+        <w:rFonts w:ascii="Wingdings" w:hAnsi="Wingdings" w:hint="default"/>
+      </w:rPr>
+    </w:lvl>
+  </w:abstractNum>
+  <w:abstractNum w:abstractNumId="5" w15:restartNumberingAfterBreak="0">
     <w:nsid w:val="41CF74A7"/>
     <w:multiLevelType w:val="multilevel"/>
     <w:tmpl w:val="15409C14"/>
@@ -3318,7 +3341,7 @@
       </w:rPr>
     </w:lvl>
   </w:abstractNum>
-  <w:abstractNum w:abstractNumId="5">
+  <w:abstractNum w:abstractNumId="6" w15:restartNumberingAfterBreak="0">
     <w:nsid w:val="46ED4744"/>
     <w:multiLevelType w:val="multilevel"/>
     <w:tmpl w:val="5E460262"/>
@@ -3467,7 +3490,7 @@
       </w:rPr>
     </w:lvl>
   </w:abstractNum>
-  <w:abstractNum w:abstractNumId="6">
+  <w:abstractNum w:abstractNumId="7" w15:restartNumberingAfterBreak="0">
     <w:nsid w:val="4A457FA3"/>
     <w:multiLevelType w:val="hybridMultilevel"/>
     <w:tmpl w:val="5DCE1026"/>
@@ -3557,7 +3580,7 @@
       </w:pPr>
     </w:lvl>
   </w:abstractNum>
-  <w:abstractNum w:abstractNumId="7">
+  <w:abstractNum w:abstractNumId="8" w15:restartNumberingAfterBreak="0">
     <w:nsid w:val="5BDC42EE"/>
     <w:multiLevelType w:val="hybridMultilevel"/>
     <w:tmpl w:val="211CB392"/>
@@ -3671,7 +3694,7 @@
       </w:rPr>
     </w:lvl>
   </w:abstractNum>
-  <w:abstractNum w:abstractNumId="8">
+  <w:abstractNum w:abstractNumId="9" w15:restartNumberingAfterBreak="0">
     <w:nsid w:val="600E3155"/>
     <w:multiLevelType w:val="multilevel"/>
     <w:tmpl w:val="A90A680A"/>
@@ -3820,7 +3843,7 @@
       </w:rPr>
     </w:lvl>
   </w:abstractNum>
-  <w:abstractNum w:abstractNumId="9">
+  <w:abstractNum w:abstractNumId="10" w15:restartNumberingAfterBreak="0">
     <w:nsid w:val="619729F1"/>
     <w:multiLevelType w:val="multilevel"/>
     <w:tmpl w:val="98625520"/>
@@ -3969,7 +3992,7 @@
       </w:rPr>
     </w:lvl>
   </w:abstractNum>
-  <w:abstractNum w:abstractNumId="10">
+  <w:abstractNum w:abstractNumId="11" w15:restartNumberingAfterBreak="0">
     <w:nsid w:val="619D7DD3"/>
     <w:multiLevelType w:val="hybridMultilevel"/>
     <w:tmpl w:val="7EAADD08"/>
@@ -4081,7 +4104,7 @@
       </w:rPr>
     </w:lvl>
   </w:abstractNum>
-  <w:abstractNum w:abstractNumId="11">
+  <w:abstractNum w:abstractNumId="12" w15:restartNumberingAfterBreak="0">
     <w:nsid w:val="666B547C"/>
     <w:multiLevelType w:val="multilevel"/>
     <w:tmpl w:val="DD2ED6DA"/>
@@ -4230,7 +4253,7 @@
       </w:rPr>
     </w:lvl>
   </w:abstractNum>
-  <w:abstractNum w:abstractNumId="12">
+  <w:abstractNum w:abstractNumId="13" w15:restartNumberingAfterBreak="0">
     <w:nsid w:val="71B34040"/>
     <w:multiLevelType w:val="hybridMultilevel"/>
     <w:tmpl w:val="51CC76F2"/>
@@ -4343,7 +4366,7 @@
       </w:rPr>
     </w:lvl>
   </w:abstractNum>
-  <w:abstractNum w:abstractNumId="13">
+  <w:abstractNum w:abstractNumId="14" w15:restartNumberingAfterBreak="0">
     <w:nsid w:val="772464E6"/>
     <w:multiLevelType w:val="multilevel"/>
     <w:tmpl w:val="411080F4"/>
@@ -4492,7 +4515,7 @@
       </w:rPr>
     </w:lvl>
   </w:abstractNum>
-  <w:abstractNum w:abstractNumId="14">
+  <w:abstractNum w:abstractNumId="15" w15:restartNumberingAfterBreak="0">
     <w:nsid w:val="77EC7CCB"/>
     <w:multiLevelType w:val="multilevel"/>
     <w:tmpl w:val="72A478E2"/>
@@ -4638,6 +4661,119 @@
       <w:rPr>
         <w:rFonts w:ascii="Wingdings" w:hAnsi="Wingdings" w:hint="default"/>
         <w:sz w:val="20"/>
+      </w:rPr>
+    </w:lvl>
+  </w:abstractNum>
+  <w:abstractNum w:abstractNumId="16" w15:restartNumberingAfterBreak="0">
+    <w:nsid w:val="7ACB7FA5"/>
+    <w:multiLevelType w:val="hybridMultilevel"/>
+    <w:tmpl w:val="4946651C"/>
+    <w:lvl w:ilvl="0" w:tplc="40090001">
+      <w:start w:val="1"/>
+      <w:numFmt w:val="bullet"/>
+      <w:lvlText w:val=""/>
+      <w:lvlJc w:val="left"/>
+      <w:pPr>
+        <w:ind w:left="720" w:hanging="360"/>
+      </w:pPr>
+      <w:rPr>
+        <w:rFonts w:ascii="Symbol" w:hAnsi="Symbol" w:hint="default"/>
+      </w:rPr>
+    </w:lvl>
+    <w:lvl w:ilvl="1" w:tplc="40090003" w:tentative="1">
+      <w:start w:val="1"/>
+      <w:numFmt w:val="bullet"/>
+      <w:lvlText w:val="o"/>
+      <w:lvlJc w:val="left"/>
+      <w:pPr>
+        <w:ind w:left="1440" w:hanging="360"/>
+      </w:pPr>
+      <w:rPr>
+        <w:rFonts w:ascii="Courier New" w:hAnsi="Courier New" w:cs="Courier New" w:hint="default"/>
+      </w:rPr>
+    </w:lvl>
+    <w:lvl w:ilvl="2" w:tplc="40090005" w:tentative="1">
+      <w:start w:val="1"/>
+      <w:numFmt w:val="bullet"/>
+      <w:lvlText w:val=""/>
+      <w:lvlJc w:val="left"/>
+      <w:pPr>
+        <w:ind w:left="2160" w:hanging="360"/>
+      </w:pPr>
+      <w:rPr>
+        <w:rFonts w:ascii="Wingdings" w:hAnsi="Wingdings" w:hint="default"/>
+      </w:rPr>
+    </w:lvl>
+    <w:lvl w:ilvl="3" w:tplc="40090001" w:tentative="1">
+      <w:start w:val="1"/>
+      <w:numFmt w:val="bullet"/>
+      <w:lvlText w:val=""/>
+      <w:lvlJc w:val="left"/>
+      <w:pPr>
+        <w:ind w:left="2880" w:hanging="360"/>
+      </w:pPr>
+      <w:rPr>
+        <w:rFonts w:ascii="Symbol" w:hAnsi="Symbol" w:hint="default"/>
+      </w:rPr>
+    </w:lvl>
+    <w:lvl w:ilvl="4" w:tplc="40090003" w:tentative="1">
+      <w:start w:val="1"/>
+      <w:numFmt w:val="bullet"/>
+      <w:lvlText w:val="o"/>
+      <w:lvlJc w:val="left"/>
+      <w:pPr>
+        <w:ind w:left="3600" w:hanging="360"/>
+      </w:pPr>
+      <w:rPr>
+        <w:rFonts w:ascii="Courier New" w:hAnsi="Courier New" w:cs="Courier New" w:hint="default"/>
+      </w:rPr>
+    </w:lvl>
+    <w:lvl w:ilvl="5" w:tplc="40090005" w:tentative="1">
+      <w:start w:val="1"/>
+      <w:numFmt w:val="bullet"/>
+      <w:lvlText w:val=""/>
+      <w:lvlJc w:val="left"/>
+      <w:pPr>
+        <w:ind w:left="4320" w:hanging="360"/>
+      </w:pPr>
+      <w:rPr>
+        <w:rFonts w:ascii="Wingdings" w:hAnsi="Wingdings" w:hint="default"/>
+      </w:rPr>
+    </w:lvl>
+    <w:lvl w:ilvl="6" w:tplc="40090001" w:tentative="1">
+      <w:start w:val="1"/>
+      <w:numFmt w:val="bullet"/>
+      <w:lvlText w:val=""/>
+      <w:lvlJc w:val="left"/>
+      <w:pPr>
+        <w:ind w:left="5040" w:hanging="360"/>
+      </w:pPr>
+      <w:rPr>
+        <w:rFonts w:ascii="Symbol" w:hAnsi="Symbol" w:hint="default"/>
+      </w:rPr>
+    </w:lvl>
+    <w:lvl w:ilvl="7" w:tplc="40090003" w:tentative="1">
+      <w:start w:val="1"/>
+      <w:numFmt w:val="bullet"/>
+      <w:lvlText w:val="o"/>
+      <w:lvlJc w:val="left"/>
+      <w:pPr>
+        <w:ind w:left="5760" w:hanging="360"/>
+      </w:pPr>
+      <w:rPr>
+        <w:rFonts w:ascii="Courier New" w:hAnsi="Courier New" w:cs="Courier New" w:hint="default"/>
+      </w:rPr>
+    </w:lvl>
+    <w:lvl w:ilvl="8" w:tplc="40090005" w:tentative="1">
+      <w:start w:val="1"/>
+      <w:numFmt w:val="bullet"/>
+      <w:lvlText w:val=""/>
+      <w:lvlJc w:val="left"/>
+      <w:pPr>
+        <w:ind w:left="6480" w:hanging="360"/>
+      </w:pPr>
+      <w:rPr>
+        <w:rFonts w:ascii="Wingdings" w:hAnsi="Wingdings" w:hint="default"/>
       </w:rPr>
     </w:lvl>
   </w:abstractNum>
@@ -4648,49 +4784,55 @@
     <w:abstractNumId w:val="1"/>
   </w:num>
   <w:num w:numId="3">
-    <w:abstractNumId w:val="5"/>
+    <w:abstractNumId w:val="6"/>
   </w:num>
   <w:num w:numId="4">
     <w:abstractNumId w:val="2"/>
   </w:num>
   <w:num w:numId="5">
-    <w:abstractNumId w:val="6"/>
+    <w:abstractNumId w:val="7"/>
   </w:num>
   <w:num w:numId="6">
-    <w:abstractNumId w:val="12"/>
+    <w:abstractNumId w:val="13"/>
   </w:num>
   <w:num w:numId="7">
-    <w:abstractNumId w:val="10"/>
+    <w:abstractNumId w:val="11"/>
   </w:num>
   <w:num w:numId="8">
     <w:abstractNumId w:val="0"/>
   </w:num>
   <w:num w:numId="9">
-    <w:abstractNumId w:val="7"/>
+    <w:abstractNumId w:val="8"/>
   </w:num>
   <w:num w:numId="10">
-    <w:abstractNumId w:val="11"/>
+    <w:abstractNumId w:val="12"/>
   </w:num>
   <w:num w:numId="11">
-    <w:abstractNumId w:val="8"/>
+    <w:abstractNumId w:val="9"/>
   </w:num>
   <w:num w:numId="12">
+    <w:abstractNumId w:val="15"/>
+  </w:num>
+  <w:num w:numId="13">
     <w:abstractNumId w:val="14"/>
   </w:num>
-  <w:num w:numId="13">
-    <w:abstractNumId w:val="13"/>
-  </w:num>
   <w:num w:numId="14">
-    <w:abstractNumId w:val="9"/>
+    <w:abstractNumId w:val="10"/>
   </w:num>
   <w:num w:numId="15">
+    <w:abstractNumId w:val="5"/>
+  </w:num>
+  <w:num w:numId="16">
     <w:abstractNumId w:val="4"/>
+  </w:num>
+  <w:num w:numId="17">
+    <w:abstractNumId w:val="16"/>
   </w:num>
 </w:numbering>
 </file>
 
 <file path=word/styles.xml><?xml version="1.0" encoding="utf-8"?>
-<w:styles xmlns:mc="http://schemas.openxmlformats.org/markup-compatibility/2006" xmlns:r="http://schemas.openxmlformats.org/officeDocument/2006/relationships" xmlns:w="http://schemas.openxmlformats.org/wordprocessingml/2006/main" xmlns:w14="http://schemas.microsoft.com/office/word/2010/wordml" xmlns:w15="http://schemas.microsoft.com/office/word/2012/wordml" mc:Ignorable="w14 w15">
+<w:styles xmlns:mc="http://schemas.openxmlformats.org/markup-compatibility/2006" xmlns:r="http://schemas.openxmlformats.org/officeDocument/2006/relationships" xmlns:w="http://schemas.openxmlformats.org/wordprocessingml/2006/main" xmlns:w14="http://schemas.microsoft.com/office/word/2010/wordml" xmlns:w15="http://schemas.microsoft.com/office/word/2012/wordml" xmlns:w16cid="http://schemas.microsoft.com/office/word/2016/wordml/cid" xmlns:w16se="http://schemas.microsoft.com/office/word/2015/wordml/symex" mc:Ignorable="w14 w15 w16se w16cid">
   <w:docDefaults>
     <w:rPrDefault>
       <w:rPr>
@@ -4706,7 +4848,7 @@
       </w:pPr>
     </w:pPrDefault>
   </w:docDefaults>
-  <w:latentStyles w:defLockedState="0" w:defUIPriority="99" w:defSemiHidden="0" w:defUnhideWhenUsed="0" w:defQFormat="0" w:count="371">
+  <w:latentStyles w:defLockedState="0" w:defUIPriority="99" w:defSemiHidden="0" w:defUnhideWhenUsed="0" w:defQFormat="0" w:count="375">
     <w:lsdException w:name="Normal" w:uiPriority="0" w:qFormat="1"/>
     <w:lsdException w:name="heading 1" w:uiPriority="1" w:qFormat="1"/>
     <w:lsdException w:name="heading 2" w:semiHidden="1" w:uiPriority="1" w:unhideWhenUsed="1" w:qFormat="1"/>
@@ -4812,7 +4954,6 @@
     <w:lsdException w:name="HTML Sample" w:semiHidden="1" w:unhideWhenUsed="1"/>
     <w:lsdException w:name="HTML Typewriter" w:semiHidden="1" w:unhideWhenUsed="1"/>
     <w:lsdException w:name="HTML Variable" w:semiHidden="1" w:unhideWhenUsed="1"/>
-    <w:lsdException w:name="Normal Table" w:semiHidden="1" w:unhideWhenUsed="1"/>
     <w:lsdException w:name="annotation subject" w:semiHidden="1" w:unhideWhenUsed="1"/>
     <w:lsdException w:name="No List" w:semiHidden="1" w:unhideWhenUsed="1"/>
     <w:lsdException w:name="Outline List 1" w:semiHidden="1" w:unhideWhenUsed="1"/>
@@ -4856,10 +4997,8 @@
     <w:lsdException w:name="Table Elegant" w:semiHidden="1" w:unhideWhenUsed="1"/>
     <w:lsdException w:name="Table Professional" w:semiHidden="1" w:unhideWhenUsed="1"/>
     <w:lsdException w:name="Table Subtle 1" w:semiHidden="1" w:unhideWhenUsed="1"/>
-    <w:lsdException w:name="Table Subtle 2" w:semiHidden="1" w:unhideWhenUsed="1"/>
     <w:lsdException w:name="Table Web 1" w:semiHidden="1" w:unhideWhenUsed="1"/>
     <w:lsdException w:name="Table Web 2" w:semiHidden="1" w:unhideWhenUsed="1"/>
-    <w:lsdException w:name="Table Web 3" w:semiHidden="1" w:unhideWhenUsed="1"/>
     <w:lsdException w:name="Balloon Text" w:semiHidden="1" w:unhideWhenUsed="1"/>
     <w:lsdException w:name="Table Grid" w:uiPriority="39"/>
     <w:lsdException w:name="Table Theme" w:semiHidden="1" w:unhideWhenUsed="1"/>
@@ -5078,6 +5217,10 @@
     <w:lsdException w:name="List Table 5 Dark Accent 6" w:uiPriority="50"/>
     <w:lsdException w:name="List Table 6 Colorful Accent 6" w:uiPriority="51"/>
     <w:lsdException w:name="List Table 7 Colorful Accent 6" w:uiPriority="52"/>
+    <w:lsdException w:name="Mention" w:semiHidden="1" w:unhideWhenUsed="1"/>
+    <w:lsdException w:name="Smart Hyperlink" w:semiHidden="1" w:unhideWhenUsed="1"/>
+    <w:lsdException w:name="Hashtag" w:semiHidden="1" w:unhideWhenUsed="1"/>
+    <w:lsdException w:name="Unresolved Mention" w:semiHidden="1" w:unhideWhenUsed="1"/>
   </w:latentStyles>
   <w:style w:type="paragraph" w:default="1" w:styleId="Normal">
     <w:name w:val="Normal"/>
@@ -5343,7 +5486,6 @@
       <w:spacing w:after="0" w:line="240" w:lineRule="auto"/>
     </w:pPr>
     <w:tblPr>
-      <w:tblInd w:w="0" w:type="dxa"/>
       <w:tblBorders>
         <w:top w:val="single" w:sz="4" w:space="0" w:color="auto"/>
         <w:left w:val="single" w:sz="4" w:space="0" w:color="auto"/>
@@ -5352,12 +5494,6 @@
         <w:insideH w:val="single" w:sz="4" w:space="0" w:color="auto"/>
         <w:insideV w:val="single" w:sz="4" w:space="0" w:color="auto"/>
       </w:tblBorders>
-      <w:tblCellMar>
-        <w:top w:w="0" w:type="dxa"/>
-        <w:left w:w="108" w:type="dxa"/>
-        <w:bottom w:w="0" w:type="dxa"/>
-        <w:right w:w="108" w:type="dxa"/>
-      </w:tblCellMar>
     </w:tblPr>
   </w:style>
   <w:style w:type="character" w:customStyle="1" w:styleId="Heading3Char">

--- a/public/tours/international/asia/itineraries/10 Days Vietnam Ultimate Explorer.docx
+++ b/public/tours/international/asia/itineraries/10 Days Vietnam Ultimate Explorer.docx
@@ -30,7 +30,7 @@
           <w:lang w:eastAsia="en-IN"/>
         </w:rPr>
         <w:pict w14:anchorId="4CEDF6FD">
-          <v:rect id="_x0000_i1025" style="width:0;height:1.5pt" o:hralign="center" o:hrstd="t" o:hr="t" fillcolor="#a0a0a0" stroked="f"/>
+          <v:rect id="_x0000_i1026" style="width:0;height:1.5pt" o:hralign="center" o:hrstd="t" o:hr="t" fillcolor="#a0a0a0" stroked="f"/>
         </w:pict>
       </w:r>
     </w:p>
@@ -93,7 +93,7 @@
           <w:lang w:eastAsia="en-IN"/>
         </w:rPr>
         <w:pict w14:anchorId="379373C7">
-          <v:rect id="_x0000_i1045" style="width:0;height:1.5pt" o:hralign="center" o:bullet="t" o:hrstd="t" o:hr="t" fillcolor="#a0a0a0" stroked="f"/>
+          <v:rect id="_x0000_i1027" style="width:0;height:1.5pt" o:hralign="center" o:bullet="t" o:hrstd="t" o:hr="t" fillcolor="#a0a0a0" stroked="f"/>
         </w:pict>
       </w:r>
     </w:p>
@@ -220,8 +220,6 @@
         </w:rPr>
         <w:t>Visit the famous Golden Bridge</w:t>
       </w:r>
-      <w:bookmarkStart w:id="0" w:name="_GoBack"/>
-      <w:bookmarkEnd w:id="0"/>
     </w:p>
     <w:p>
       <w:pPr>
@@ -449,7 +447,7 @@
           <w:lang w:eastAsia="en-IN"/>
         </w:rPr>
         <w:pict w14:anchorId="60292FFC">
-          <v:rect id="_x0000_i1027" style="width:0;height:1.5pt" o:hralign="center" o:hrstd="t" o:hr="t" fillcolor="#a0a0a0" stroked="f"/>
+          <v:rect id="_x0000_i1028" style="width:0;height:1.5pt" o:hralign="center" o:hrstd="t" o:hr="t" fillcolor="#a0a0a0" stroked="f"/>
         </w:pict>
       </w:r>
     </w:p>
@@ -687,7 +685,7 @@
           <w:lang w:eastAsia="en-IN"/>
         </w:rPr>
         <w:pict w14:anchorId="2722BBDA">
-          <v:rect id="_x0000_i1028" style="width:0;height:1.5pt" o:hralign="center" o:hrstd="t" o:hr="t" fillcolor="#a0a0a0" stroked="f"/>
+          <v:rect id="_x0000_i1029" style="width:0;height:1.5pt" o:hralign="center" o:hrstd="t" o:hr="t" fillcolor="#a0a0a0" stroked="f"/>
         </w:pict>
       </w:r>
     </w:p>
@@ -829,7 +827,7 @@
           <w:lang w:eastAsia="en-IN"/>
         </w:rPr>
         <w:pict w14:anchorId="7A8D63D9">
-          <v:rect id="_x0000_i1029" style="width:0;height:1.5pt" o:hralign="center" o:hrstd="t" o:hr="t" fillcolor="#a0a0a0" stroked="f"/>
+          <v:rect id="_x0000_i1030" style="width:0;height:1.5pt" o:hralign="center" o:hrstd="t" o:hr="t" fillcolor="#a0a0a0" stroked="f"/>
         </w:pict>
       </w:r>
     </w:p>
@@ -928,7 +926,7 @@
           <w:lang w:eastAsia="en-IN"/>
         </w:rPr>
         <w:pict w14:anchorId="1D3C6AE1">
-          <v:rect id="_x0000_i1030" style="width:0;height:1.5pt" o:hralign="center" o:hrstd="t" o:hr="t" fillcolor="#a0a0a0" stroked="f"/>
+          <v:rect id="_x0000_i1031" style="width:0;height:1.5pt" o:hralign="center" o:hrstd="t" o:hr="t" fillcolor="#a0a0a0" stroked="f"/>
         </w:pict>
       </w:r>
     </w:p>
@@ -1011,7 +1009,7 @@
           <w:lang w:eastAsia="en-IN"/>
         </w:rPr>
         <w:pict w14:anchorId="31DCF4B5">
-          <v:rect id="_x0000_i1031" style="width:0;height:1.5pt" o:hralign="center" o:hrstd="t" o:hr="t" fillcolor="#a0a0a0" stroked="f"/>
+          <v:rect id="_x0000_i1032" style="width:0;height:1.5pt" o:hralign="center" o:hrstd="t" o:hr="t" fillcolor="#a0a0a0" stroked="f"/>
         </w:pict>
       </w:r>
     </w:p>
@@ -1094,7 +1092,7 @@
           <w:lang w:eastAsia="en-IN"/>
         </w:rPr>
         <w:pict w14:anchorId="04A49BB9">
-          <v:rect id="_x0000_i1032" style="width:0;height:1.5pt" o:hralign="center" o:hrstd="t" o:hr="t" fillcolor="#a0a0a0" stroked="f"/>
+          <v:rect id="_x0000_i1033" style="width:0;height:1.5pt" o:hralign="center" o:hrstd="t" o:hr="t" fillcolor="#a0a0a0" stroked="f"/>
         </w:pict>
       </w:r>
     </w:p>
@@ -1177,7 +1175,7 @@
           <w:lang w:eastAsia="en-IN"/>
         </w:rPr>
         <w:pict w14:anchorId="39F6C520">
-          <v:rect id="_x0000_i1033" style="width:0;height:1.5pt" o:hralign="center" o:hrstd="t" o:hr="t" fillcolor="#a0a0a0" stroked="f"/>
+          <v:rect id="_x0000_i1034" style="width:0;height:1.5pt" o:hralign="center" o:hrstd="t" o:hr="t" fillcolor="#a0a0a0" stroked="f"/>
         </w:pict>
       </w:r>
     </w:p>
@@ -1261,7 +1259,7 @@
           <w:lang w:eastAsia="en-IN"/>
         </w:rPr>
         <w:pict w14:anchorId="4AF529F3">
-          <v:rect id="_x0000_i1034" style="width:0;height:1.5pt" o:hralign="center" o:hrstd="t" o:hr="t" fillcolor="#a0a0a0" stroked="f"/>
+          <v:rect id="_x0000_i1035" style="width:0;height:1.5pt" o:hralign="center" o:hrstd="t" o:hr="t" fillcolor="#a0a0a0" stroked="f"/>
         </w:pict>
       </w:r>
     </w:p>
@@ -1380,7 +1378,7 @@
           <w:lang w:eastAsia="en-IN"/>
         </w:rPr>
         <w:pict w14:anchorId="3A573A80">
-          <v:rect id="_x0000_i1035" style="width:0;height:1.5pt" o:hralign="center" o:hrstd="t" o:hr="t" fillcolor="#a0a0a0" stroked="f"/>
+          <v:rect id="_x0000_i1036" style="width:0;height:1.5pt" o:hralign="center" o:hrstd="t" o:hr="t" fillcolor="#a0a0a0" stroked="f"/>
         </w:pict>
       </w:r>
     </w:p>
@@ -1463,7 +1461,7 @@
           <w:lang w:eastAsia="en-IN"/>
         </w:rPr>
         <w:pict w14:anchorId="3F6C1791">
-          <v:rect id="_x0000_i1036" style="width:0;height:1.5pt" o:hralign="center" o:hrstd="t" o:hr="t" fillcolor="#a0a0a0" stroked="f"/>
+          <v:rect id="_x0000_i1037" style="width:0;height:1.5pt" o:hralign="center" o:hrstd="t" o:hr="t" fillcolor="#a0a0a0" stroked="f"/>
         </w:pict>
       </w:r>
     </w:p>
@@ -1546,7 +1544,7 @@
           <w:lang w:eastAsia="en-IN"/>
         </w:rPr>
         <w:pict w14:anchorId="30D0F210">
-          <v:rect id="_x0000_i1037" style="width:0;height:1.5pt" o:hralign="center" o:hrstd="t" o:hr="t" fillcolor="#a0a0a0" stroked="f"/>
+          <v:rect id="_x0000_i1038" style="width:0;height:1.5pt" o:hralign="center" o:hrstd="t" o:hr="t" fillcolor="#a0a0a0" stroked="f"/>
         </w:pict>
       </w:r>
     </w:p>
@@ -1631,7 +1629,7 @@
           <w:lang w:eastAsia="en-IN"/>
         </w:rPr>
         <w:pict w14:anchorId="00DC38DD">
-          <v:rect id="_x0000_i1038" style="width:0;height:1.5pt" o:hralign="center" o:hrstd="t" o:hr="t" fillcolor="#a0a0a0" stroked="f"/>
+          <v:rect id="_x0000_i1039" style="width:0;height:1.5pt" o:hralign="center" o:hrstd="t" o:hr="t" fillcolor="#a0a0a0" stroked="f"/>
         </w:pict>
       </w:r>
       <w:r>
@@ -1669,6 +1667,7 @@
           <w:lang w:eastAsia="en-IN"/>
         </w:rPr>
       </w:pPr>
+      <w:bookmarkStart w:id="0" w:name="_GoBack"/>
       <w:r>
         <w:rPr>
           <w:rFonts w:ascii="Arial" w:eastAsia="Times New Roman" w:hAnsi="Arial" w:cs="Arial"/>
@@ -1680,7 +1679,6 @@
       <w:r>
         <w:rPr>
           <w:rFonts w:ascii="Arial" w:eastAsia="Times New Roman" w:hAnsi="Arial" w:cs="Arial"/>
-          <w:b/>
           <w:bCs/>
           <w:color w:val="000000" w:themeColor="text1"/>
           <w:lang w:eastAsia="en-IN"/>
@@ -1690,7 +1688,6 @@
       <w:r>
         <w:rPr>
           <w:rFonts w:ascii="Arial" w:eastAsia="Times New Roman" w:hAnsi="Arial" w:cs="Arial"/>
-          <w:b/>
           <w:bCs/>
           <w:color w:val="000000" w:themeColor="text1"/>
           <w:lang w:eastAsia="en-IN"/>
@@ -1700,7 +1697,6 @@
       <w:r>
         <w:rPr>
           <w:rFonts w:ascii="Arial" w:eastAsia="Times New Roman" w:hAnsi="Arial" w:cs="Arial"/>
-          <w:b/>
           <w:bCs/>
           <w:color w:val="000000" w:themeColor="text1"/>
           <w:lang w:eastAsia="en-IN"/>
@@ -1741,7 +1737,6 @@
       <w:r>
         <w:rPr>
           <w:rFonts w:ascii="Arial" w:eastAsia="Times New Roman" w:hAnsi="Arial" w:cs="Arial"/>
-          <w:b/>
           <w:bCs/>
           <w:color w:val="000000" w:themeColor="text1"/>
           <w:lang w:eastAsia="en-IN"/>
@@ -1751,7 +1746,6 @@
       <w:r>
         <w:rPr>
           <w:rFonts w:ascii="Segoe UI Symbol" w:eastAsia="Times New Roman" w:hAnsi="Segoe UI Symbol" w:cs="Segoe UI Symbol"/>
-          <w:b/>
           <w:bCs/>
           <w:color w:val="000000" w:themeColor="text1"/>
           <w:lang w:eastAsia="en-IN"/>
@@ -1761,7 +1755,6 @@
       <w:r>
         <w:rPr>
           <w:rFonts w:ascii="Arial" w:eastAsia="Times New Roman" w:hAnsi="Arial" w:cs="Arial"/>
-          <w:b/>
           <w:bCs/>
           <w:color w:val="000000" w:themeColor="text1"/>
           <w:lang w:eastAsia="en-IN"/>
@@ -1771,7 +1764,6 @@
       <w:r>
         <w:rPr>
           <w:rFonts w:ascii="Segoe UI Symbol" w:eastAsia="Times New Roman" w:hAnsi="Segoe UI Symbol" w:cs="Segoe UI Symbol"/>
-          <w:b/>
           <w:bCs/>
           <w:color w:val="000000" w:themeColor="text1"/>
           <w:lang w:eastAsia="en-IN"/>
@@ -1781,7 +1773,6 @@
       <w:r>
         <w:rPr>
           <w:rFonts w:ascii="Arial" w:eastAsia="Times New Roman" w:hAnsi="Arial" w:cs="Arial"/>
-          <w:b/>
           <w:bCs/>
           <w:color w:val="000000" w:themeColor="text1"/>
           <w:lang w:eastAsia="en-IN"/>
@@ -1822,7 +1813,6 @@
       <w:r>
         <w:rPr>
           <w:rFonts w:ascii="Arial" w:eastAsia="Times New Roman" w:hAnsi="Arial" w:cs="Arial"/>
-          <w:b/>
           <w:bCs/>
           <w:color w:val="000000" w:themeColor="text1"/>
           <w:lang w:eastAsia="en-IN"/>
@@ -1838,6 +1828,7 @@
         <w:t xml:space="preserve"> </w:t>
       </w:r>
     </w:p>
+    <w:bookmarkEnd w:id="0"/>
     <w:p>
       <w:pPr>
         <w:shd w:val="clear" w:color="auto" w:fill="FFFFFF"/>
@@ -1855,7 +1846,7 @@
           <w:lang w:eastAsia="en-IN"/>
         </w:rPr>
         <w:pict w14:anchorId="578B1FCC">
-          <v:rect id="_x0000_i1039" style="width:0;height:1.5pt" o:hralign="center" o:hrstd="t" o:hr="t" fillcolor="#a0a0a0" stroked="f"/>
+          <v:rect id="_x0000_i1040" style="width:0;height:1.5pt" o:hralign="center" o:hrstd="t" o:hr="t" fillcolor="#a0a0a0" stroked="f"/>
         </w:pict>
       </w:r>
     </w:p>
@@ -2101,7 +2092,7 @@
           <w:lang w:eastAsia="en-IN"/>
         </w:rPr>
         <w:pict w14:anchorId="0F4FB013">
-          <v:rect id="_x0000_i1040" style="width:0;height:1.5pt" o:hralign="center" o:hrstd="t" o:hr="t" fillcolor="#a0a0a0" stroked="f"/>
+          <v:rect id="_x0000_i1041" style="width:0;height:1.5pt" o:hralign="center" o:hrstd="t" o:hr="t" fillcolor="#a0a0a0" stroked="f"/>
         </w:pict>
       </w:r>
     </w:p>
@@ -2260,7 +2251,7 @@
           <w:lang w:eastAsia="en-IN"/>
         </w:rPr>
         <w:pict w14:anchorId="7F229001">
-          <v:rect id="_x0000_i1041" style="width:0;height:1.5pt" o:hralign="center" o:hrstd="t" o:hr="t" fillcolor="#a0a0a0" stroked="f"/>
+          <v:rect id="_x0000_i1042" style="width:0;height:1.5pt" o:hralign="center" o:hrstd="t" o:hr="t" fillcolor="#a0a0a0" stroked="f"/>
         </w:pict>
       </w:r>
     </w:p>
@@ -2549,7 +2540,7 @@
 <w:numbering xmlns:wpc="http://schemas.microsoft.com/office/word/2010/wordprocessingCanvas" xmlns:cx="http://schemas.microsoft.com/office/drawing/2014/chartex" xmlns:cx1="http://schemas.microsoft.com/office/drawing/2015/9/8/chartex" xmlns:cx2="http://schemas.microsoft.com/office/drawing/2015/10/21/chartex" xmlns:cx3="http://schemas.microsoft.com/office/drawing/2016/5/9/chartex" xmlns:cx4="http://schemas.microsoft.com/office/drawing/2016/5/10/chartex" xmlns:cx5="http://schemas.microsoft.com/office/drawing/2016/5/11/chartex" xmlns:cx6="http://schemas.microsoft.com/office/drawing/2016/5/12/chartex" xmlns:cx7="http://schemas.microsoft.com/office/drawing/2016/5/13/chartex" xmlns:cx8="http://schemas.microsoft.com/office/drawing/2016/5/14/chartex" xmlns:mc="http://schemas.openxmlformats.org/markup-compatibility/2006" xmlns:aink="http://schemas.microsoft.com/office/drawing/2016/ink" xmlns:am3d="http://schemas.microsoft.com/office/drawing/2017/model3d" xmlns:o="urn:schemas-microsoft-com:office:office" xmlns:r="http://schemas.openxmlformats.org/officeDocument/2006/relationships" xmlns:m="http://schemas.openxmlformats.org/officeDocument/2006/math" xmlns:v="urn:schemas-microsoft-com:vml" xmlns:wp14="http://schemas.microsoft.com/office/word/2010/wordprocessingDrawing" xmlns:wp="http://schemas.openxmlformats.org/drawingml/2006/wordprocessingDrawing" xmlns:w10="urn:schemas-microsoft-com:office:word" xmlns:w="http://schemas.openxmlformats.org/wordprocessingml/2006/main" xmlns:w14="http://schemas.microsoft.com/office/word/2010/wordml" xmlns:w15="http://schemas.microsoft.com/office/word/2012/wordml" xmlns:w16cid="http://schemas.microsoft.com/office/word/2016/wordml/cid" xmlns:w16se="http://schemas.microsoft.com/office/word/2015/wordml/symex" xmlns:wpg="http://schemas.microsoft.com/office/word/2010/wordprocessingGroup" xmlns:wpi="http://schemas.microsoft.com/office/word/2010/wordprocessingInk" xmlns:wne="http://schemas.microsoft.com/office/word/2006/wordml" xmlns:wps="http://schemas.microsoft.com/office/word/2010/wordprocessingShape" mc:Ignorable="w14 w15 w16se w16cid wp14">
   <w:numPicBullet w:numPicBulletId="0">
     <w:pict>
-      <v:rect id="_x0000_i1035" style="width:0;height:1.5pt" o:hralign="center" o:bullet="t" o:hrstd="t" o:hr="t" fillcolor="#a0a0a0" stroked="f"/>
+      <v:rect id="_x0000_i1027" style="width:0;height:1.5pt" o:hralign="center" o:bullet="t" o:hrstd="t" o:hr="t" fillcolor="#a0a0a0" stroked="f"/>
     </w:pict>
   </w:numPicBullet>
   <w:abstractNum w:abstractNumId="0" w15:restartNumberingAfterBreak="0">
@@ -4954,6 +4945,7 @@
     <w:lsdException w:name="HTML Sample" w:semiHidden="1" w:unhideWhenUsed="1"/>
     <w:lsdException w:name="HTML Typewriter" w:semiHidden="1" w:unhideWhenUsed="1"/>
     <w:lsdException w:name="HTML Variable" w:semiHidden="1" w:unhideWhenUsed="1"/>
+    <w:lsdException w:name="Normal Table" w:semiHidden="1" w:unhideWhenUsed="1"/>
     <w:lsdException w:name="annotation subject" w:semiHidden="1" w:unhideWhenUsed="1"/>
     <w:lsdException w:name="No List" w:semiHidden="1" w:unhideWhenUsed="1"/>
     <w:lsdException w:name="Outline List 1" w:semiHidden="1" w:unhideWhenUsed="1"/>
@@ -4997,8 +4989,10 @@
     <w:lsdException w:name="Table Elegant" w:semiHidden="1" w:unhideWhenUsed="1"/>
     <w:lsdException w:name="Table Professional" w:semiHidden="1" w:unhideWhenUsed="1"/>
     <w:lsdException w:name="Table Subtle 1" w:semiHidden="1" w:unhideWhenUsed="1"/>
+    <w:lsdException w:name="Table Subtle 2" w:semiHidden="1" w:unhideWhenUsed="1"/>
     <w:lsdException w:name="Table Web 1" w:semiHidden="1" w:unhideWhenUsed="1"/>
     <w:lsdException w:name="Table Web 2" w:semiHidden="1" w:unhideWhenUsed="1"/>
+    <w:lsdException w:name="Table Web 3" w:semiHidden="1" w:unhideWhenUsed="1"/>
     <w:lsdException w:name="Balloon Text" w:semiHidden="1" w:unhideWhenUsed="1"/>
     <w:lsdException w:name="Table Grid" w:uiPriority="39"/>
     <w:lsdException w:name="Table Theme" w:semiHidden="1" w:unhideWhenUsed="1"/>
